--- a/Lab Logbook – Cyber Security and AI Cases Studies.docx
+++ b/Lab Logbook – Cyber Security and AI Cases Studies.docx
@@ -1,6 +1,6 @@
 
 <file path=word/document.xml><?xml version="1.0" encoding="utf-8"?>
-<w:document xmlns:wpc="http://schemas.microsoft.com/office/word/2010/wordprocessingCanvas" xmlns:cx="http://schemas.microsoft.com/office/drawing/2014/chartex" xmlns:cx1="http://schemas.microsoft.com/office/drawing/2015/9/8/chartex" xmlns:cx2="http://schemas.microsoft.com/office/drawing/2015/10/21/chartex" xmlns:cx3="http://schemas.microsoft.com/office/drawing/2016/5/9/chartex" xmlns:cx4="http://schemas.microsoft.com/office/drawing/2016/5/10/chartex" xmlns:cx5="http://schemas.microsoft.com/office/drawing/2016/5/11/chartex" xmlns:cx6="http://schemas.microsoft.com/office/drawing/2016/5/12/chartex" xmlns:cx7="http://schemas.microsoft.com/office/drawing/2016/5/13/chartex" xmlns:cx8="http://schemas.microsoft.com/office/drawing/2016/5/14/chartex" xmlns:mc="http://schemas.openxmlformats.org/markup-compatibility/2006" xmlns:aink="http://schemas.microsoft.com/office/drawing/2016/ink" xmlns:am3d="http://schemas.microsoft.com/office/drawing/2017/model3d" xmlns:o="urn:schemas-microsoft-com:office:office" xmlns:oel="http://schemas.microsoft.com/office/2019/extlst" xmlns:r="http://schemas.openxmlformats.org/officeDocument/2006/relationships" xmlns:m="http://schemas.openxmlformats.org/officeDocument/2006/math" xmlns:v="urn:schemas-microsoft-com:vml" xmlns:wp14="http://schemas.microsoft.com/office/word/2010/wordprocessingDrawing" xmlns:wp="http://schemas.openxmlformats.org/drawingml/2006/wordprocessingDrawing" xmlns:w10="urn:schemas-microsoft-com:office:word" xmlns:w="http://schemas.openxmlformats.org/wordprocessingml/2006/main" xmlns:w14="http://schemas.microsoft.com/office/word/2010/wordml" xmlns:w15="http://schemas.microsoft.com/office/word/2012/wordml" xmlns:w16cex="http://schemas.microsoft.com/office/word/2018/wordml/cex" xmlns:w16cid="http://schemas.microsoft.com/office/word/2016/wordml/cid" xmlns:w16="http://schemas.microsoft.com/office/word/2018/wordml" xmlns:w16du="http://schemas.microsoft.com/office/word/2023/wordml/word16du" xmlns:w16sdtdh="http://schemas.microsoft.com/office/word/2020/wordml/sdtdatahash" xmlns:w16sdtfl="http://schemas.microsoft.com/office/word/2024/wordml/sdtformatlock" xmlns:w16se="http://schemas.microsoft.com/office/word/2015/wordml/symex" xmlns:wpg="http://schemas.microsoft.com/office/word/2010/wordprocessingGroup" xmlns:wpi="http://schemas.microsoft.com/office/word/2010/wordprocessingInk" xmlns:wne="http://schemas.microsoft.com/office/word/2006/wordml" xmlns:wps="http://schemas.microsoft.com/office/word/2010/wordprocessingShape" mc:Ignorable="w14 w15 w16se w16cid w16 w16cex w16sdtdh w16sdtfl w16du wp14">
+<w:document xmlns:wpc="http://schemas.microsoft.com/office/word/2010/wordprocessingCanvas" xmlns:cx="http://schemas.microsoft.com/office/drawing/2014/chartex" xmlns:cx1="http://schemas.microsoft.com/office/drawing/2015/9/8/chartex" xmlns:cx2="http://schemas.microsoft.com/office/drawing/2015/10/21/chartex" xmlns:cx3="http://schemas.microsoft.com/office/drawing/2016/5/9/chartex" xmlns:cx4="http://schemas.microsoft.com/office/drawing/2016/5/10/chartex" xmlns:cx5="http://schemas.microsoft.com/office/drawing/2016/5/11/chartex" xmlns:cx6="http://schemas.microsoft.com/office/drawing/2016/5/12/chartex" xmlns:cx7="http://schemas.microsoft.com/office/drawing/2016/5/13/chartex" xmlns:cx8="http://schemas.microsoft.com/office/drawing/2016/5/14/chartex" xmlns:mc="http://schemas.openxmlformats.org/markup-compatibility/2006" xmlns:aink="http://schemas.microsoft.com/office/drawing/2016/ink" xmlns:am3d="http://schemas.microsoft.com/office/drawing/2017/model3d" xmlns:o="urn:schemas-microsoft-com:office:office" xmlns:oel="http://schemas.microsoft.com/office/2019/extlst" xmlns:r="http://schemas.openxmlformats.org/officeDocument/2006/relationships" xmlns:m="http://schemas.openxmlformats.org/officeDocument/2006/math" xmlns:v="urn:schemas-microsoft-com:vml" xmlns:wp14="http://schemas.microsoft.com/office/word/2010/wordprocessingDrawing" xmlns:wp="http://schemas.openxmlformats.org/drawingml/2006/wordprocessingDrawing" xmlns:w10="urn:schemas-microsoft-com:office:word" xmlns:w="http://schemas.openxmlformats.org/wordprocessingml/2006/main" xmlns:w14="http://schemas.microsoft.com/office/word/2010/wordml" xmlns:w15="http://schemas.microsoft.com/office/word/2012/wordml" xmlns:w16cex="http://schemas.microsoft.com/office/word/2018/wordml/cex" xmlns:w16cid="http://schemas.microsoft.com/office/word/2016/wordml/cid" xmlns:w16="http://schemas.microsoft.com/office/word/2018/wordml" xmlns:w16du="http://schemas.microsoft.com/office/word/2023/wordml/word16du" xmlns:w16sdtdh="http://schemas.microsoft.com/office/word/2020/wordml/sdtdatahash" xmlns:w16sdtfl="http://schemas.microsoft.com/office/word/2024/wordml/sdtformatlock" xmlns:w16se="http://schemas.microsoft.com/office/word/2015/wordml/symex" xmlns:wpg="http://schemas.microsoft.com/office/word/2010/wordprocessingGroup" xmlns:wpi="http://schemas.microsoft.com/office/word/2010/wordprocessingInk" xmlns:wne="http://schemas.microsoft.com/office/word/2006/wordml" xmlns:wps="http://schemas.microsoft.com/office/word/2010/wordprocessingShape" xmlns:a="http://schemas.openxmlformats.org/drawingml/2006/main" xmlns:pic="http://schemas.openxmlformats.org/drawingml/2006/picture" xmlns:a14="http://schemas.microsoft.com/office/drawing/2010/main" mc:Ignorable="w14 w15 w16se w16cid w16 w16cex w16sdtdh w16sdtfl w16du wp14">
   <w:body>
     <w:p>
       <w:pPr>
@@ -104,25 +104,7 @@
           <w:szCs w:val="20"/>
           <w:lang w:val="en-US"/>
         </w:rPr>
-        <w:t xml:space="preserve"> class represents a 2-dimensional labeled table, making it the </w:t>
-      </w:r>
-      <w:proofErr w:type="gramStart"/>
-      <w:r>
-        <w:rPr>
-          <w:sz w:val="20"/>
-          <w:szCs w:val="20"/>
-          <w:lang w:val="en-US"/>
-        </w:rPr>
-        <w:t>most commonly used</w:t>
-      </w:r>
-      <w:proofErr w:type="gramEnd"/>
-      <w:r>
-        <w:rPr>
-          <w:sz w:val="20"/>
-          <w:szCs w:val="20"/>
-          <w:lang w:val="en-US"/>
-        </w:rPr>
-        <w:t xml:space="preserve"> structure for working with datasets in Pandas.</w:t>
+        <w:t xml:space="preserve"> class represents a 2-dimensional labeled table, making it the most commonly used structure for working with datasets in Pandas.</w:t>
       </w:r>
     </w:p>
     <w:p>
@@ -301,15 +283,3732 @@
     </w:p>
     <w:p>
       <w:pPr>
+        <w:pStyle w:val="ListParagraph"/>
+        <w:rPr>
+          <w:lang w:val="en-US"/>
+        </w:rPr>
+      </w:pPr>
+    </w:p>
+    <w:p>
+      <w:pPr>
         <w:rPr>
           <w:b/>
           <w:bCs/>
-          <w:lang w:val="en-US"/>
-        </w:rPr>
-      </w:pPr>
-    </w:p>
+        </w:rPr>
+      </w:pPr>
+      <w:r>
+        <w:rPr>
+          <w:b/>
+          <w:bCs/>
+        </w:rPr>
+        <w:t>Lab 2:</w:t>
+      </w:r>
+      <w:r>
+        <w:rPr>
+          <w:b/>
+          <w:bCs/>
+        </w:rPr>
+        <w:t xml:space="preserve"> Twitter Bitcoin Scam (2020) </w:t>
+      </w:r>
+    </w:p>
+    <w:p>
+      <w:r>
+        <w:rPr>
+          <w:b/>
+          <w:bCs/>
+        </w:rPr>
+        <w:t xml:space="preserve">Reference link: </w:t>
+      </w:r>
+      <w:hyperlink w:history="1" r:id="rId5">
+        <w:r>
+          <w:rPr>
+            <w:rStyle w:val="Hyperlink"/>
+            <w:b/>
+            <w:bCs/>
+          </w:rPr>
+          <w:t>How the Alleged Twitter Hackers Got Caught | WIRED</w:t>
+        </w:r>
+      </w:hyperlink>
+    </w:p>
+    <w:p>
+      <w:pPr>
+        <w:rPr>
+          <w:b/>
+          <w:bCs/>
+        </w:rPr>
+      </w:pPr>
+    </w:p>
+    <w:p>
+      <w:pPr>
+        <w:rPr>
+          <w:b/>
+          <w:bCs/>
+        </w:rPr>
+      </w:pPr>
+      <w:r>
+        <w:rPr>
+          <w:b/>
+          <w:bCs/>
+        </w:rPr>
+        <w:t>The Twitter Bitcoin scam attack involved a coordinated effort by attackers to compromise high-profile Twitter accounts and deceive followers into sending cryptocurrency payments</w:t>
+      </w:r>
+      <w:r>
+        <w:rPr>
+          <w:b/>
+          <w:bCs/>
+        </w:rPr>
+        <w:t>.</w:t>
+      </w:r>
+    </w:p>
+    <w:p>
+      <w:pPr>
+        <w:rPr>
+          <w:b/>
+          <w:bCs/>
+        </w:rPr>
+      </w:pPr>
+    </w:p>
+    <w:p>
+      <w:pPr>
+        <w:rPr>
+          <w:b/>
+          <w:bCs/>
+        </w:rPr>
+      </w:pPr>
+      <w:r>
+        <w:rPr>
+          <w:b/>
+          <w:bCs/>
+        </w:rPr>
+        <w:t>Spear Phishing: The attackers employed sophisticated spear phishing techniques to gain unauthorized access to Twitter’s internal tools.</w:t>
+      </w:r>
+    </w:p>
+    <w:p>
+      <w:pPr>
+        <w:rPr>
+          <w:b/>
+          <w:bCs/>
+        </w:rPr>
+      </w:pPr>
+    </w:p>
+    <w:p>
+      <w:r>
+        <w:t xml:space="preserve">After an investigation that included the FBI, IRS, and Secret Service, the Department of Justice charged UK resident </w:t>
+      </w:r>
+      <w:r>
+        <w:rPr>
+          <w:b/>
+          <w:bCs/>
+        </w:rPr>
+        <w:t>Mason Sheppard and Nima Fazeli,</w:t>
+      </w:r>
+      <w:r>
+        <w:t xml:space="preserve"> of Orlando, Florida in connection with the Twitter hack.</w:t>
+      </w:r>
+    </w:p>
+    <w:p>
+      <w:pPr>
+        <w:pStyle w:val="NoSpacing"/>
+        <w:rPr>
+          <w:lang w:val="en-US"/>
+        </w:rPr>
+      </w:pPr>
+    </w:p>
+    <w:p>
+      <w:pPr>
+        <w:pStyle w:val="NoSpacing"/>
+        <w:rPr>
+          <w:lang w:val="en-US"/>
+        </w:rPr>
+      </w:pPr>
+    </w:p>
+    <w:p>
+      <w:pPr>
+        <w:pStyle w:val="NoSpacing"/>
+        <w:rPr>
+          <w:lang w:val="en-US"/>
+        </w:rPr>
+      </w:pPr>
+    </w:p>
+    <w:p>
+      <w:pPr>
+        <w:pStyle w:val="NoSpacing"/>
+        <w:rPr>
+          <w:lang w:val="en-US"/>
+        </w:rPr>
+      </w:pPr>
+    </w:p>
+    <w:p>
+      <w:pPr>
+        <w:pStyle w:val="NoSpacing"/>
+        <w:rPr>
+          <w:lang w:val="en-US"/>
+        </w:rPr>
+      </w:pPr>
+    </w:p>
+    <w:p>
+      <w:pPr>
+        <w:pStyle w:val="NoSpacing"/>
+        <w:rPr>
+          <w:lang w:val="en-US"/>
+        </w:rPr>
+      </w:pPr>
+    </w:p>
+    <w:p>
+      <w:pPr>
+        <w:pStyle w:val="NoSpacing"/>
+        <w:rPr>
+          <w:lang w:val="en-US"/>
+        </w:rPr>
+      </w:pPr>
+    </w:p>
+    <w:p>
+      <w:pPr>
+        <w:pStyle w:val="NoSpacing"/>
+        <w:rPr>
+          <w:lang w:val="en-US"/>
+        </w:rPr>
+      </w:pPr>
+    </w:p>
+    <w:p>
+      <w:pPr>
+        <w:pStyle w:val="NoSpacing"/>
+        <w:rPr>
+          <w:lang w:val="en-US"/>
+        </w:rPr>
+      </w:pPr>
+    </w:p>
+    <w:p>
+      <w:pPr>
+        <w:pStyle w:val="NoSpacing"/>
+        <w:rPr>
+          <w:lang w:val="en-US"/>
+        </w:rPr>
+      </w:pPr>
+    </w:p>
+    <w:p>
+      <w:pPr>
+        <w:pStyle w:val="NoSpacing"/>
+        <w:rPr>
+          <w:lang w:val="en-US"/>
+        </w:rPr>
+      </w:pPr>
+    </w:p>
+    <w:p>
+      <w:pPr>
+        <w:pStyle w:val="NoSpacing"/>
+        <w:rPr>
+          <w:lang w:val="en-US"/>
+        </w:rPr>
+      </w:pPr>
+    </w:p>
+    <w:p>
+      <w:pPr>
+        <w:pStyle w:val="NoSpacing"/>
+        <w:rPr>
+          <w:lang w:val="en-US"/>
+        </w:rPr>
+      </w:pPr>
+    </w:p>
+    <w:p>
+      <w:pPr>
+        <w:pStyle w:val="NoSpacing"/>
+        <w:rPr>
+          <w:lang w:val="en-US"/>
+        </w:rPr>
+      </w:pPr>
+    </w:p>
+    <w:p>
+      <w:pPr>
+        <w:pStyle w:val="NoSpacing"/>
+        <w:rPr>
+          <w:lang w:val="en-US"/>
+        </w:rPr>
+      </w:pPr>
+    </w:p>
+    <w:p>
+      <w:pPr>
+        <w:pStyle w:val="NoSpacing"/>
+        <w:rPr>
+          <w:lang w:val="en-US"/>
+        </w:rPr>
+      </w:pPr>
+    </w:p>
+    <w:p>
+      <w:pPr>
+        <w:pStyle w:val="NoSpacing"/>
+        <w:rPr>
+          <w:lang w:val="en-US"/>
+        </w:rPr>
+      </w:pPr>
+    </w:p>
+    <w:p>
+      <w:pPr>
+        <w:pStyle w:val="NoSpacing"/>
+        <w:rPr>
+          <w:lang w:val="en-US"/>
+        </w:rPr>
+      </w:pPr>
+    </w:p>
+    <w:p>
+      <w:pPr>
+        <w:pStyle w:val="NoSpacing"/>
+        <w:rPr>
+          <w:b/>
+          <w:bCs/>
+          <w:sz w:val="20"/>
+          <w:szCs w:val="20"/>
+          <w:lang w:val="en-US"/>
+        </w:rPr>
+      </w:pPr>
+      <w:r>
+        <w:rPr>
+          <w:b/>
+          <w:bCs/>
+          <w:sz w:val="20"/>
+          <w:szCs w:val="20"/>
+          <w:lang w:val="en-US"/>
+        </w:rPr>
+        <w:t>Lab 3:</w:t>
+      </w:r>
+    </w:p>
+    <w:p>
+      <w:pPr>
+        <w:pStyle w:val="NoSpacing"/>
+      </w:pPr>
+      <w:r>
+        <w:rPr>
+          <w:noProof/>
+        </w:rPr>
+        <w:drawing>
+          <wp:inline distT="0" distB="0" distL="0" distR="0" wp14:anchorId="2C97A0FA" wp14:editId="7BF37ADB">
+            <wp:extent cx="5943600" cy="2514600"/>
+            <wp:effectExtent l="0" t="0" r="0" b="0"/>
+            <wp:docPr id="283872242" name="drawing"/>
+            <wp:cNvGraphicFramePr>
+              <a:graphicFrameLocks xmlns:a="http://schemas.openxmlformats.org/drawingml/2006/main" noChangeAspect="1"/>
+            </wp:cNvGraphicFramePr>
+            <a:graphic xmlns:a="http://schemas.openxmlformats.org/drawingml/2006/main">
+              <a:graphicData uri="http://schemas.openxmlformats.org/drawingml/2006/picture">
+                <pic:pic xmlns:pic="http://schemas.openxmlformats.org/drawingml/2006/picture">
+                  <pic:nvPicPr>
+                    <pic:cNvPr id="283872242" name="Picture 283872242"/>
+                    <pic:cNvPicPr/>
+                  </pic:nvPicPr>
+                  <pic:blipFill>
+                    <a:blip r:embed="rId6">
+                      <a:extLst>
+                        <a:ext uri="{28A0092B-C50C-407E-A947-70E740481C1C}">
+                          <a14:useLocalDpi xmlns:a14="http://schemas.microsoft.com/office/drawing/2010/main"/>
+                        </a:ext>
+                      </a:extLst>
+                    </a:blip>
+                    <a:stretch>
+                      <a:fillRect/>
+                    </a:stretch>
+                  </pic:blipFill>
+                  <pic:spPr>
+                    <a:xfrm>
+                      <a:off x="0" y="0"/>
+                      <a:ext cx="5943600" cy="2514600"/>
+                    </a:xfrm>
+                    <a:prstGeom prst="rect">
+                      <a:avLst/>
+                    </a:prstGeom>
+                  </pic:spPr>
+                </pic:pic>
+              </a:graphicData>
+            </a:graphic>
+          </wp:inline>
+        </w:drawing>
+      </w:r>
+    </w:p>
+    <w:p>
+      <w:pPr>
+        <w:rPr>
+          <w:b/>
+          <w:bCs/>
+          <w:lang w:val="en-US"/>
+        </w:rPr>
+      </w:pPr>
+    </w:p>
+    <w:p>
+      <w:pPr>
+        <w:rPr>
+          <w:b w:val="1"/>
+          <w:bCs w:val="1"/>
+          <w:lang w:val="en-US"/>
+        </w:rPr>
+      </w:pPr>
+    </w:p>
+    <w:p>
+      <w:pPr>
+        <w:rPr>
+          <w:b w:val="1"/>
+          <w:bCs w:val="1"/>
+          <w:lang w:val="en-US"/>
+        </w:rPr>
+      </w:pPr>
+    </w:p>
+    <w:p>
+      <w:pPr>
+        <w:rPr>
+          <w:b w:val="1"/>
+          <w:bCs w:val="1"/>
+          <w:lang w:val="en-US"/>
+        </w:rPr>
+      </w:pPr>
+    </w:p>
+    <w:p>
+      <w:pPr>
+        <w:rPr>
+          <w:b w:val="1"/>
+          <w:bCs w:val="1"/>
+          <w:lang w:val="en-US"/>
+        </w:rPr>
+      </w:pPr>
+    </w:p>
+    <w:p>
+      <w:pPr>
+        <w:rPr>
+          <w:b w:val="1"/>
+          <w:bCs w:val="1"/>
+          <w:lang w:val="en-US"/>
+        </w:rPr>
+      </w:pPr>
+    </w:p>
+    <w:p>
+      <w:pPr>
+        <w:rPr>
+          <w:b w:val="1"/>
+          <w:bCs w:val="1"/>
+          <w:lang w:val="en-US"/>
+        </w:rPr>
+      </w:pPr>
+    </w:p>
+    <w:p>
+      <w:pPr>
+        <w:rPr>
+          <w:b w:val="1"/>
+          <w:bCs w:val="1"/>
+          <w:lang w:val="en-US"/>
+        </w:rPr>
+      </w:pPr>
+    </w:p>
+    <w:p>
+      <w:pPr>
+        <w:rPr>
+          <w:b w:val="1"/>
+          <w:bCs w:val="1"/>
+          <w:lang w:val="en-US"/>
+        </w:rPr>
+      </w:pPr>
+    </w:p>
+    <w:p>
+      <w:pPr>
+        <w:rPr>
+          <w:b w:val="1"/>
+          <w:bCs w:val="1"/>
+          <w:lang w:val="en-US"/>
+        </w:rPr>
+      </w:pPr>
+    </w:p>
+    <w:p>
+      <w:pPr>
+        <w:rPr>
+          <w:b w:val="1"/>
+          <w:bCs w:val="1"/>
+          <w:lang w:val="en-US"/>
+        </w:rPr>
+      </w:pPr>
+    </w:p>
+    <w:p>
+      <w:pPr>
+        <w:rPr>
+          <w:b w:val="1"/>
+          <w:bCs w:val="1"/>
+          <w:lang w:val="en-US"/>
+        </w:rPr>
+      </w:pPr>
+    </w:p>
+    <w:p>
+      <w:pPr>
+        <w:rPr>
+          <w:b w:val="1"/>
+          <w:bCs w:val="1"/>
+          <w:lang w:val="en-US"/>
+        </w:rPr>
+      </w:pPr>
+    </w:p>
+    <w:p>
+      <w:pPr>
+        <w:rPr>
+          <w:b w:val="1"/>
+          <w:bCs w:val="1"/>
+          <w:lang w:val="en-US"/>
+        </w:rPr>
+      </w:pPr>
+    </w:p>
+    <w:p>
+      <w:pPr>
+        <w:rPr>
+          <w:b w:val="1"/>
+          <w:bCs w:val="1"/>
+          <w:lang w:val="en-US"/>
+        </w:rPr>
+      </w:pPr>
+    </w:p>
+    <w:p>
+      <w:pPr>
+        <w:rPr>
+          <w:b w:val="1"/>
+          <w:bCs w:val="1"/>
+          <w:lang w:val="en-US"/>
+        </w:rPr>
+      </w:pPr>
+    </w:p>
+    <w:p>
+      <w:pPr>
+        <w:rPr>
+          <w:b w:val="1"/>
+          <w:bCs w:val="1"/>
+          <w:lang w:val="en-US"/>
+        </w:rPr>
+      </w:pPr>
+    </w:p>
+    <w:p>
+      <w:pPr>
+        <w:rPr>
+          <w:b w:val="1"/>
+          <w:bCs w:val="1"/>
+          <w:lang w:val="en-US"/>
+        </w:rPr>
+      </w:pPr>
+    </w:p>
+    <w:p>
+      <w:pPr>
+        <w:rPr>
+          <w:b w:val="1"/>
+          <w:bCs w:val="1"/>
+          <w:lang w:val="en-US"/>
+        </w:rPr>
+      </w:pPr>
+    </w:p>
+    <w:p>
+      <w:pPr>
+        <w:rPr>
+          <w:b w:val="1"/>
+          <w:bCs w:val="1"/>
+          <w:lang w:val="en-US"/>
+        </w:rPr>
+      </w:pPr>
+    </w:p>
+    <w:p>
+      <w:pPr>
+        <w:rPr>
+          <w:b w:val="1"/>
+          <w:bCs w:val="1"/>
+          <w:lang w:val="en-US"/>
+        </w:rPr>
+      </w:pPr>
+    </w:p>
+    <w:p>
+      <w:pPr>
+        <w:rPr>
+          <w:b w:val="1"/>
+          <w:bCs w:val="1"/>
+          <w:lang w:val="en-US"/>
+        </w:rPr>
+      </w:pPr>
+    </w:p>
+    <w:p>
+      <w:pPr>
+        <w:rPr>
+          <w:b w:val="1"/>
+          <w:bCs w:val="1"/>
+          <w:lang w:val="en-US"/>
+        </w:rPr>
+      </w:pPr>
+    </w:p>
+    <w:p>
+      <w:pPr>
+        <w:rPr>
+          <w:b w:val="1"/>
+          <w:bCs w:val="1"/>
+          <w:lang w:val="en-US"/>
+        </w:rPr>
+      </w:pPr>
+    </w:p>
+    <w:p>
+      <w:pPr>
+        <w:rPr>
+          <w:b w:val="1"/>
+          <w:bCs w:val="1"/>
+          <w:lang w:val="en-US"/>
+        </w:rPr>
+      </w:pPr>
+    </w:p>
+    <w:p>
+      <w:pPr>
+        <w:rPr>
+          <w:b w:val="1"/>
+          <w:bCs w:val="1"/>
+          <w:lang w:val="en-US"/>
+        </w:rPr>
+      </w:pPr>
+    </w:p>
+    <w:p>
+      <w:pPr>
+        <w:rPr>
+          <w:b w:val="1"/>
+          <w:bCs w:val="1"/>
+          <w:lang w:val="en-US"/>
+        </w:rPr>
+      </w:pPr>
+    </w:p>
+    <w:p>
+      <w:pPr>
+        <w:rPr>
+          <w:b w:val="1"/>
+          <w:bCs w:val="1"/>
+          <w:lang w:val="en-US"/>
+        </w:rPr>
+      </w:pPr>
+    </w:p>
+    <w:p>
+      <w:pPr>
+        <w:rPr>
+          <w:b w:val="1"/>
+          <w:bCs w:val="1"/>
+          <w:lang w:val="en-US"/>
+        </w:rPr>
+      </w:pPr>
+    </w:p>
+    <w:p>
+      <w:pPr>
+        <w:rPr>
+          <w:b w:val="1"/>
+          <w:bCs w:val="1"/>
+          <w:lang w:val="en-US"/>
+        </w:rPr>
+      </w:pPr>
+    </w:p>
+    <w:p>
+      <w:pPr>
+        <w:rPr>
+          <w:b/>
+          <w:bCs/>
+          <w:lang w:val="en-US"/>
+        </w:rPr>
+      </w:pPr>
+    </w:p>
+    <w:p>
+      <w:r>
+        <w:rPr>
+          <w:b w:val="1"/>
+          <w:bCs w:val="1"/>
+          <w:lang w:val="en-US"/>
+        </w:rPr>
+        <w:t>Lab 4</w:t>
+      </w:r>
+      <w:r>
+        <w:rPr>
+          <w:b w:val="1"/>
+          <w:bCs w:val="1"/>
+          <w:lang w:val="en-US"/>
+        </w:rPr>
+        <w:t>:</w:t>
+      </w:r>
+    </w:p>
+    <w:p>
+      <w:r>
+        <w:rPr>
+          <w:noProof/>
+        </w:rPr>
+        <w:drawing>
+          <wp:inline distT="0" distB="0" distL="0" distR="0" wp14:anchorId="0FBC71C4" wp14:editId="764793D1">
+            <wp:extent cx="5943600" cy="4514850"/>
+            <wp:effectExtent l="0" t="0" r="0" b="0"/>
+            <wp:docPr id="193439412" name="drawing"/>
+            <wp:cNvGraphicFramePr>
+              <a:graphicFrameLocks xmlns:a="http://schemas.openxmlformats.org/drawingml/2006/main" noChangeAspect="1"/>
+            </wp:cNvGraphicFramePr>
+            <a:graphic xmlns:a="http://schemas.openxmlformats.org/drawingml/2006/main">
+              <a:graphicData uri="http://schemas.openxmlformats.org/drawingml/2006/picture">
+                <pic:pic xmlns:pic="http://schemas.openxmlformats.org/drawingml/2006/picture">
+                  <pic:nvPicPr>
+                    <pic:cNvPr id="193439412" name="Picture 193439412"/>
+                    <pic:cNvPicPr/>
+                  </pic:nvPicPr>
+                  <pic:blipFill>
+                    <a:blip r:embed="rId7">
+                      <a:extLst>
+                        <a:ext uri="{28A0092B-C50C-407E-A947-70E740481C1C}">
+                          <a14:useLocalDpi xmlns:a14="http://schemas.microsoft.com/office/drawing/2010/main"/>
+                        </a:ext>
+                      </a:extLst>
+                    </a:blip>
+                    <a:stretch>
+                      <a:fillRect/>
+                    </a:stretch>
+                  </pic:blipFill>
+                  <pic:spPr>
+                    <a:xfrm>
+                      <a:off x="0" y="0"/>
+                      <a:ext cx="5943600" cy="4514850"/>
+                    </a:xfrm>
+                    <a:prstGeom prst="rect">
+                      <a:avLst/>
+                    </a:prstGeom>
+                  </pic:spPr>
+                </pic:pic>
+              </a:graphicData>
+            </a:graphic>
+          </wp:inline>
+        </w:drawing>
+      </w:r>
+    </w:p>
+    <w:p/>
+    <w:p/>
+    <w:p/>
+    <w:p/>
+    <w:p/>
+    <w:p/>
+    <w:p/>
+    <w:p/>
+    <w:p/>
+    <w:p/>
+    <w:p/>
+    <w:p/>
+    <w:p/>
+    <w:p/>
+    <w:p/>
+    <w:p/>
+    <w:p/>
+    <w:p/>
+    <w:p/>
+    <w:p>
+      <w:pPr>
+        <w:rPr>
+          <w:b/>
+          <w:bCs/>
+        </w:rPr>
+      </w:pPr>
+      <w:r>
+        <w:rPr>
+          <w:b/>
+          <w:bCs/>
+        </w:rPr>
+        <w:t>Lab 5:</w:t>
+      </w:r>
+    </w:p>
+    <w:p>
+      <w:r>
+        <w:rPr>
+          <w:noProof/>
+        </w:rPr>
+        <w:drawing>
+          <wp:inline distT="0" distB="0" distL="0" distR="0" wp14:anchorId="7A39E5A9" wp14:editId="1BD40C74">
+            <wp:extent cx="5943600" cy="1303655"/>
+            <wp:effectExtent l="0" t="0" r="0" b="0"/>
+            <wp:docPr id="437104193" name="Picture 1"/>
+            <wp:cNvGraphicFramePr>
+              <a:graphicFrameLocks xmlns:a="http://schemas.openxmlformats.org/drawingml/2006/main" noChangeAspect="1"/>
+            </wp:cNvGraphicFramePr>
+            <a:graphic xmlns:a="http://schemas.openxmlformats.org/drawingml/2006/main">
+              <a:graphicData uri="http://schemas.openxmlformats.org/drawingml/2006/picture">
+                <pic:pic xmlns:pic="http://schemas.openxmlformats.org/drawingml/2006/picture">
+                  <pic:nvPicPr>
+                    <pic:cNvPr id="0" name="Picture 1"/>
+                    <pic:cNvPicPr>
+                      <a:picLocks noChangeAspect="1" noChangeArrowheads="1"/>
+                    </pic:cNvPicPr>
+                  </pic:nvPicPr>
+                  <pic:blipFill>
+                    <a:blip r:embed="rId8">
+                      <a:extLst>
+                        <a:ext uri="{28A0092B-C50C-407E-A947-70E740481C1C}">
+                          <a14:useLocalDpi xmlns:a14="http://schemas.microsoft.com/office/drawing/2010/main" val="0"/>
+                        </a:ext>
+                      </a:extLst>
+                    </a:blip>
+                    <a:srcRect/>
+                    <a:stretch>
+                      <a:fillRect/>
+                    </a:stretch>
+                  </pic:blipFill>
+                  <pic:spPr bwMode="auto">
+                    <a:xfrm>
+                      <a:off x="0" y="0"/>
+                      <a:ext cx="5943600" cy="1303655"/>
+                    </a:xfrm>
+                    <a:prstGeom prst="rect">
+                      <a:avLst/>
+                    </a:prstGeom>
+                    <a:noFill/>
+                    <a:ln>
+                      <a:noFill/>
+                    </a:ln>
+                  </pic:spPr>
+                </pic:pic>
+              </a:graphicData>
+            </a:graphic>
+          </wp:inline>
+        </w:drawing>
+      </w:r>
+    </w:p>
+    <w:p/>
+    <w:p/>
+    <w:p>
+      <w:pPr>
+        <w:rPr>
+          <w:b/>
+          <w:bCs/>
+        </w:rPr>
+      </w:pPr>
+      <w:r>
+        <w:rPr>
+          <w:b/>
+          <w:bCs/>
+        </w:rPr>
+        <w:t>Lab 6:</w:t>
+      </w:r>
+    </w:p>
+    <w:p>
+      <w:r>
+        <w:rPr>
+          <w:noProof/>
+        </w:rPr>
+        <w:drawing>
+          <wp:inline distT="0" distB="0" distL="0" distR="0" wp14:anchorId="22F86682" wp14:editId="74BEFD5F">
+            <wp:extent cx="5943600" cy="3131820"/>
+            <wp:effectExtent l="0" t="0" r="0" b="0"/>
+            <wp:docPr id="1871715898" name="Picture 2"/>
+            <wp:cNvGraphicFramePr>
+              <a:graphicFrameLocks xmlns:a="http://schemas.openxmlformats.org/drawingml/2006/main" noChangeAspect="1"/>
+            </wp:cNvGraphicFramePr>
+            <a:graphic xmlns:a="http://schemas.openxmlformats.org/drawingml/2006/main">
+              <a:graphicData uri="http://schemas.openxmlformats.org/drawingml/2006/picture">
+                <pic:pic xmlns:pic="http://schemas.openxmlformats.org/drawingml/2006/picture">
+                  <pic:nvPicPr>
+                    <pic:cNvPr id="0" name="Picture 6"/>
+                    <pic:cNvPicPr>
+                      <a:picLocks noChangeAspect="1" noChangeArrowheads="1"/>
+                    </pic:cNvPicPr>
+                  </pic:nvPicPr>
+                  <pic:blipFill>
+                    <a:blip r:embed="rId9">
+                      <a:extLst>
+                        <a:ext uri="{28A0092B-C50C-407E-A947-70E740481C1C}">
+                          <a14:useLocalDpi xmlns:a14="http://schemas.microsoft.com/office/drawing/2010/main" val="0"/>
+                        </a:ext>
+                      </a:extLst>
+                    </a:blip>
+                    <a:srcRect/>
+                    <a:stretch>
+                      <a:fillRect/>
+                    </a:stretch>
+                  </pic:blipFill>
+                  <pic:spPr bwMode="auto">
+                    <a:xfrm>
+                      <a:off x="0" y="0"/>
+                      <a:ext cx="5943600" cy="3131820"/>
+                    </a:xfrm>
+                    <a:prstGeom prst="rect">
+                      <a:avLst/>
+                    </a:prstGeom>
+                    <a:noFill/>
+                    <a:ln>
+                      <a:noFill/>
+                    </a:ln>
+                  </pic:spPr>
+                </pic:pic>
+              </a:graphicData>
+            </a:graphic>
+          </wp:inline>
+        </w:drawing>
+      </w:r>
+    </w:p>
+    <w:p/>
+    <w:p/>
+    <w:p/>
+    <w:p/>
+    <w:p/>
+    <w:p/>
+    <w:p/>
+    <w:p/>
+    <w:p/>
+    <w:p/>
+    <w:p/>
+    <w:p/>
+    <w:p/>
+    <w:p/>
+    <w:p/>
+    <w:p/>
+    <w:p/>
+    <w:p/>
+    <w:p>
+      <w:pPr>
+        <w:rPr>
+          <w:b/>
+          <w:bCs/>
+        </w:rPr>
+      </w:pPr>
+      <w:r>
+        <w:rPr>
+          <w:b/>
+          <w:bCs/>
+        </w:rPr>
+        <w:t>Lab 7:</w:t>
+      </w:r>
+    </w:p>
+    <w:p>
+      <w:r>
+        <w:rPr>
+          <w:noProof/>
+        </w:rPr>
+        <w:drawing>
+          <wp:inline distT="0" distB="0" distL="0" distR="0" wp14:anchorId="3DB55B00" wp14:editId="3211DE1B">
+            <wp:extent cx="5943600" cy="3114675"/>
+            <wp:effectExtent l="0" t="0" r="0" b="0"/>
+            <wp:docPr id="305081630" name="drawing"/>
+            <wp:cNvGraphicFramePr>
+              <a:graphicFrameLocks xmlns:a="http://schemas.openxmlformats.org/drawingml/2006/main" noChangeAspect="1"/>
+            </wp:cNvGraphicFramePr>
+            <a:graphic xmlns:a="http://schemas.openxmlformats.org/drawingml/2006/main">
+              <a:graphicData uri="http://schemas.openxmlformats.org/drawingml/2006/picture">
+                <pic:pic xmlns:pic="http://schemas.openxmlformats.org/drawingml/2006/picture">
+                  <pic:nvPicPr>
+                    <pic:cNvPr id="305081630" name="Picture 305081630"/>
+                    <pic:cNvPicPr/>
+                  </pic:nvPicPr>
+                  <pic:blipFill>
+                    <a:blip r:embed="rId10">
+                      <a:extLst>
+                        <a:ext uri="{28A0092B-C50C-407E-A947-70E740481C1C}">
+                          <a14:useLocalDpi xmlns:a14="http://schemas.microsoft.com/office/drawing/2010/main"/>
+                        </a:ext>
+                      </a:extLst>
+                    </a:blip>
+                    <a:stretch>
+                      <a:fillRect/>
+                    </a:stretch>
+                  </pic:blipFill>
+                  <pic:spPr>
+                    <a:xfrm>
+                      <a:off x="0" y="0"/>
+                      <a:ext cx="5943600" cy="3114675"/>
+                    </a:xfrm>
+                    <a:prstGeom prst="rect">
+                      <a:avLst/>
+                    </a:prstGeom>
+                  </pic:spPr>
+                </pic:pic>
+              </a:graphicData>
+            </a:graphic>
+          </wp:inline>
+        </w:drawing>
+      </w:r>
+    </w:p>
+    <w:p/>
+    <w:p/>
+    <w:p/>
+    <w:p/>
+    <w:p/>
+    <w:p/>
+    <w:p/>
+    <w:p/>
+    <w:p/>
+    <w:p/>
+    <w:p/>
+    <w:p/>
+    <w:p/>
+    <w:p/>
+    <w:p/>
+    <w:p/>
+    <w:p/>
+    <w:p/>
+    <w:p/>
+    <w:p/>
+    <w:p/>
+    <w:p/>
+    <w:p/>
+    <w:p/>
+    <w:p/>
+    <w:p/>
+    <w:p>
+      <w:pPr>
+        <w:rPr>
+          <w:b w:val="1"/>
+          <w:bCs w:val="1"/>
+          <w:sz w:val="26"/>
+          <w:szCs w:val="26"/>
+        </w:rPr>
+      </w:pPr>
+      <w:r>
+        <w:rPr>
+          <w:b w:val="1"/>
+          <w:bCs w:val="1"/>
+          <w:sz w:val="26"/>
+          <w:szCs w:val="26"/>
+        </w:rPr>
+        <w:t>Lab 8:</w:t>
+      </w:r>
+    </w:p>
+    <w:p>
+      <w:pPr>
+        <w:rPr>
+          <w:b w:val="1"/>
+          <w:bCs w:val="1"/>
+          <w:sz w:val="26"/>
+          <w:szCs w:val="26"/>
+        </w:rPr>
+      </w:pPr>
+      <w:r>
+        <w:rPr>
+          <w:b w:val="1"/>
+          <w:bCs w:val="1"/>
+          <w:sz w:val="26"/>
+          <w:szCs w:val="26"/>
+        </w:rPr>
+        <w:t>RSA:</w:t>
+      </w:r>
+    </w:p>
+    <w:p>
+      <w:pPr>
+        <w:pStyle w:val="Normal"/>
+        <w:rPr>
+          <w:sz w:val="24"/>
+          <w:szCs w:val="24"/>
+        </w:rPr>
+      </w:pPr>
+      <w:r>
+        <w:rPr>
+          <w:sz w:val="24"/>
+          <w:szCs w:val="24"/>
+        </w:rPr>
+        <w:t>p=3, q=11</w:t>
+      </w:r>
+    </w:p>
+    <w:p>
+      <w:pPr>
+        <w:rPr>
+          <w:sz w:val="24"/>
+          <w:szCs w:val="24"/>
+        </w:rPr>
+      </w:pPr>
+      <w:r>
+        <w:rPr>
+          <w:sz w:val="24"/>
+          <w:szCs w:val="24"/>
+        </w:rPr>
+        <w:t>n=</w:t>
+      </w:r>
+      <w:r>
+        <w:rPr>
+          <w:sz w:val="24"/>
+          <w:szCs w:val="24"/>
+        </w:rPr>
+        <w:t>p×q</w:t>
+      </w:r>
+      <w:r>
+        <w:rPr>
+          <w:sz w:val="24"/>
+          <w:szCs w:val="24"/>
+        </w:rPr>
+        <w:t>=3×11=33</w:t>
+      </w:r>
+    </w:p>
+    <w:p>
+      <w:pPr>
+        <w:rPr>
+          <w:sz w:val="24"/>
+          <w:szCs w:val="24"/>
+        </w:rPr>
+      </w:pPr>
+      <w:r>
+        <w:rPr>
+          <w:sz w:val="24"/>
+          <w:szCs w:val="24"/>
+        </w:rPr>
+        <w:t>ϕ(n)=(p−1)(q−1)=(3−1)(11−1)=2×10=20</w:t>
+      </w:r>
+    </w:p>
+    <w:p>
+      <w:pPr>
+        <w:rPr>
+          <w:sz w:val="24"/>
+          <w:szCs w:val="24"/>
+        </w:rPr>
+      </w:pPr>
+      <w:r>
+        <w:rPr>
+          <w:sz w:val="24"/>
+          <w:szCs w:val="24"/>
+        </w:rPr>
+        <w:t>e=3 (must be coprime with 20)</w:t>
+      </w:r>
+    </w:p>
+    <w:p>
+      <w:pPr>
+        <w:rPr>
+          <w:rFonts w:ascii="Aptos" w:hAnsi="Aptos" w:eastAsia="Aptos" w:cs="Aptos"/>
+          <w:noProof w:val="0"/>
+          <w:sz w:val="24"/>
+          <w:szCs w:val="24"/>
+          <w:lang w:val="en-GB"/>
+        </w:rPr>
+      </w:pPr>
+      <w:r>
+        <w:rPr>
+          <w:rFonts w:ascii="Aptos" w:hAnsi="Aptos" w:eastAsia="Aptos" w:cs="Aptos"/>
+          <w:noProof w:val="0"/>
+          <w:sz w:val="24"/>
+          <w:szCs w:val="24"/>
+          <w:lang w:val="en-GB"/>
+        </w:rPr>
+        <w:t>D⋅e≡1mod 20</w:t>
+      </w:r>
+    </w:p>
+    <w:p>
+      <w:pPr>
+        <w:pStyle w:val="Normal"/>
+        <w:suppressLineNumbers w:val="0"/>
+        <w:bidi w:val="0"/>
+        <w:spacing w:before="0" w:beforeAutospacing="off" w:after="0" w:afterAutospacing="off" w:line="259" w:lineRule="auto"/>
+        <w:ind w:left="0" w:right="0"/>
+        <w:jc w:val="left"/>
+        <w:rPr>
+          <w:rFonts w:ascii="Aptos" w:hAnsi="Aptos" w:eastAsia="Aptos" w:cs="Aptos"/>
+          <w:noProof w:val="0"/>
+          <w:sz w:val="24"/>
+          <w:szCs w:val="24"/>
+          <w:lang w:val="en-GB"/>
+        </w:rPr>
+      </w:pPr>
+      <w:r>
+        <w:rPr>
+          <w:rFonts w:ascii="Aptos" w:hAnsi="Aptos" w:eastAsia="Aptos" w:cs="Aptos"/>
+          <w:noProof w:val="0"/>
+          <w:sz w:val="24"/>
+          <w:szCs w:val="24"/>
+          <w:lang w:val="en-GB"/>
+        </w:rPr>
+        <w:t>3×7=21≡1mod20</w:t>
+      </w:r>
+    </w:p>
+    <w:p>
+      <w:pPr>
+        <w:pStyle w:val="Normal"/>
+        <w:suppressLineNumbers w:val="0"/>
+        <w:bidi w:val="0"/>
+        <w:spacing w:before="0" w:beforeAutospacing="off" w:after="0" w:afterAutospacing="off" w:line="259" w:lineRule="auto"/>
+        <w:ind w:left="0" w:right="0"/>
+        <w:jc w:val="left"/>
+        <w:rPr>
+          <w:rFonts w:ascii="Aptos" w:hAnsi="Aptos" w:eastAsia="Aptos" w:cs="Aptos"/>
+          <w:b w:val="1"/>
+          <w:bCs w:val="1"/>
+          <w:i w:val="0"/>
+          <w:iCs w:val="0"/>
+          <w:noProof w:val="0"/>
+          <w:sz w:val="22"/>
+          <w:szCs w:val="22"/>
+          <w:lang w:val="en-GB"/>
+        </w:rPr>
+      </w:pPr>
+      <w:r>
+        <w:br/>
+      </w:r>
+      <w:r>
+        <w:rPr>
+          <w:rFonts w:ascii="Aptos" w:hAnsi="Aptos" w:eastAsia="Aptos" w:cs="Aptos"/>
+          <w:noProof w:val="0"/>
+          <w:sz w:val="22"/>
+          <w:szCs w:val="22"/>
+          <w:lang w:val="en-GB"/>
+        </w:rPr>
+        <w:t xml:space="preserve"> So,</w:t>
+      </w:r>
+      <w:r>
+        <w:br/>
+      </w:r>
+      <w:r>
+        <w:rPr>
+          <w:rFonts w:ascii="Aptos" w:hAnsi="Aptos" w:eastAsia="Aptos" w:cs="Aptos"/>
+          <w:noProof w:val="0"/>
+          <w:sz w:val="22"/>
+          <w:szCs w:val="22"/>
+          <w:lang w:val="en-GB"/>
+        </w:rPr>
+        <w:t xml:space="preserve"> </w:t>
+      </w:r>
+      <w:r>
+        <w:rPr>
+          <w:rFonts w:ascii="Aptos" w:hAnsi="Aptos" w:eastAsia="Aptos" w:cs="Aptos" w:asciiTheme="minorAscii" w:hAnsiTheme="minorAscii" w:eastAsiaTheme="minorAscii" w:cstheme="minorBidi"/>
+          <w:b w:val="1"/>
+          <w:bCs w:val="1"/>
+          <w:i w:val="0"/>
+          <w:iCs w:val="0"/>
+          <w:noProof w:val="0"/>
+          <w:color w:val="auto"/>
+          <w:sz w:val="22"/>
+          <w:szCs w:val="22"/>
+          <w:lang w:val="x-iv_mathan" w:eastAsia="en-US" w:bidi="ar-SA"/>
+        </w:rPr>
+        <w:t>d=7d = 7</w:t>
+      </w:r>
+      <w:r>
+        <w:rPr>
+          <w:rFonts w:ascii="Aptos" w:hAnsi="Aptos" w:eastAsia="Aptos" w:cs="Aptos" w:asciiTheme="minorAscii" w:hAnsiTheme="minorAscii" w:eastAsiaTheme="minorAscii" w:cstheme="minorBidi"/>
+          <w:b w:val="1"/>
+          <w:bCs w:val="1"/>
+          <w:i w:val="0"/>
+          <w:iCs w:val="0"/>
+          <w:noProof w:val="0"/>
+          <w:color w:val="auto"/>
+          <w:sz w:val="22"/>
+          <w:szCs w:val="22"/>
+          <w:lang w:val="en-GB" w:eastAsia="en-US" w:bidi="ar-SA"/>
+        </w:rPr>
+        <w:t>d=7</w:t>
+      </w:r>
+    </w:p>
+    <w:p>
+      <w:pPr>
+        <w:pStyle w:val="Normal"/>
+        <w:suppressLineNumbers w:val="0"/>
+        <w:bidi w:val="0"/>
+        <w:spacing w:before="0" w:beforeAutospacing="off" w:after="0" w:afterAutospacing="off" w:line="259" w:lineRule="auto"/>
+        <w:ind w:right="0"/>
+        <w:jc w:val="left"/>
+        <w:rPr>
+          <w:rFonts w:ascii="Aptos" w:hAnsi="Aptos" w:eastAsia="Aptos" w:cs="Aptos"/>
+          <w:b w:val="1"/>
+          <w:bCs w:val="1"/>
+          <w:i w:val="0"/>
+          <w:iCs w:val="0"/>
+          <w:noProof w:val="0"/>
+          <w:sz w:val="22"/>
+          <w:szCs w:val="22"/>
+          <w:lang w:val="en-GB"/>
+        </w:rPr>
+      </w:pPr>
+      <w:r>
+        <w:rPr>
+          <w:rFonts w:ascii="Aptos" w:hAnsi="Aptos" w:eastAsia="Aptos" w:cs="Aptos"/>
+          <w:b w:val="1"/>
+          <w:bCs w:val="1"/>
+          <w:i w:val="0"/>
+          <w:iCs w:val="0"/>
+          <w:noProof w:val="0"/>
+          <w:sz w:val="22"/>
+          <w:szCs w:val="22"/>
+          <w:lang w:val="en-GB"/>
+        </w:rPr>
+        <w:t>Public Key :</w:t>
+      </w:r>
+      <w:r>
+        <w:rPr>
+          <w:rFonts w:ascii="Aptos" w:hAnsi="Aptos" w:eastAsia="Aptos" w:cs="Aptos"/>
+          <w:b w:val="1"/>
+          <w:bCs w:val="1"/>
+          <w:i w:val="0"/>
+          <w:iCs w:val="0"/>
+          <w:noProof w:val="0"/>
+          <w:sz w:val="22"/>
+          <w:szCs w:val="22"/>
+          <w:lang w:val="en-GB"/>
+        </w:rPr>
+        <w:t xml:space="preserve"> </w:t>
+      </w:r>
+      <w:r>
+        <w:rPr>
+          <w:rFonts w:ascii="Aptos" w:hAnsi="Aptos" w:eastAsia="Aptos" w:cs="Aptos"/>
+          <w:b w:val="1"/>
+          <w:bCs w:val="1"/>
+          <w:i w:val="0"/>
+          <w:iCs w:val="0"/>
+          <w:noProof w:val="0"/>
+          <w:sz w:val="22"/>
+          <w:szCs w:val="22"/>
+          <w:lang w:val="x-iv_mathan"/>
+        </w:rPr>
+        <w:t>(</w:t>
+      </w:r>
+      <w:r>
+        <w:rPr>
+          <w:rFonts w:ascii="Aptos" w:hAnsi="Aptos" w:eastAsia="Aptos" w:cs="Aptos"/>
+          <w:b w:val="1"/>
+          <w:bCs w:val="1"/>
+          <w:i w:val="0"/>
+          <w:iCs w:val="0"/>
+          <w:noProof w:val="0"/>
+          <w:sz w:val="22"/>
+          <w:szCs w:val="22"/>
+          <w:lang w:val="x-iv_mathan"/>
+        </w:rPr>
+        <w:t>e,n</w:t>
+      </w:r>
+      <w:r>
+        <w:rPr>
+          <w:rFonts w:ascii="Aptos" w:hAnsi="Aptos" w:eastAsia="Aptos" w:cs="Aptos"/>
+          <w:b w:val="1"/>
+          <w:bCs w:val="1"/>
+          <w:i w:val="0"/>
+          <w:iCs w:val="0"/>
+          <w:noProof w:val="0"/>
+          <w:sz w:val="22"/>
+          <w:szCs w:val="22"/>
+          <w:lang w:val="x-iv_mathan"/>
+        </w:rPr>
+        <w:t>)= (3,</w:t>
+      </w:r>
+      <w:r>
+        <w:rPr>
+          <w:rFonts w:ascii="Aptos" w:hAnsi="Aptos" w:eastAsia="Aptos" w:cs="Aptos"/>
+          <w:b w:val="1"/>
+          <w:bCs w:val="1"/>
+          <w:i w:val="0"/>
+          <w:iCs w:val="0"/>
+          <w:noProof w:val="0"/>
+          <w:sz w:val="22"/>
+          <w:szCs w:val="22"/>
+          <w:lang w:val="x-iv_mathan"/>
+        </w:rPr>
+        <w:t>33) (</w:t>
+      </w:r>
+      <w:r>
+        <w:rPr>
+          <w:rFonts w:ascii="Aptos" w:hAnsi="Aptos" w:eastAsia="Aptos" w:cs="Aptos"/>
+          <w:b w:val="1"/>
+          <w:bCs w:val="1"/>
+          <w:i w:val="0"/>
+          <w:iCs w:val="0"/>
+          <w:noProof w:val="0"/>
+          <w:sz w:val="22"/>
+          <w:szCs w:val="22"/>
+          <w:lang w:val="x-iv_mathan"/>
+        </w:rPr>
+        <w:t xml:space="preserve">e, n) = (3, </w:t>
+      </w:r>
+      <w:r>
+        <w:rPr>
+          <w:rFonts w:ascii="Aptos" w:hAnsi="Aptos" w:eastAsia="Aptos" w:cs="Aptos"/>
+          <w:b w:val="1"/>
+          <w:bCs w:val="1"/>
+          <w:i w:val="0"/>
+          <w:iCs w:val="0"/>
+          <w:noProof w:val="0"/>
+          <w:sz w:val="22"/>
+          <w:szCs w:val="22"/>
+          <w:lang w:val="x-iv_mathan"/>
+        </w:rPr>
+        <w:t>33) (</w:t>
+      </w:r>
+      <w:r>
+        <w:rPr>
+          <w:rFonts w:ascii="Aptos" w:hAnsi="Aptos" w:eastAsia="Aptos" w:cs="Aptos"/>
+          <w:b w:val="1"/>
+          <w:bCs w:val="1"/>
+          <w:i w:val="0"/>
+          <w:iCs w:val="0"/>
+          <w:noProof w:val="0"/>
+          <w:sz w:val="22"/>
+          <w:szCs w:val="22"/>
+          <w:lang w:val="en-GB"/>
+        </w:rPr>
+        <w:t>e,n</w:t>
+      </w:r>
+      <w:r>
+        <w:rPr>
+          <w:rFonts w:ascii="Aptos" w:hAnsi="Aptos" w:eastAsia="Aptos" w:cs="Aptos"/>
+          <w:b w:val="1"/>
+          <w:bCs w:val="1"/>
+          <w:i w:val="0"/>
+          <w:iCs w:val="0"/>
+          <w:noProof w:val="0"/>
+          <w:sz w:val="22"/>
+          <w:szCs w:val="22"/>
+          <w:lang w:val="en-GB"/>
+        </w:rPr>
+        <w:t>)</w:t>
+      </w:r>
+      <w:r>
+        <w:rPr>
+          <w:rFonts w:ascii="Aptos" w:hAnsi="Aptos" w:eastAsia="Aptos" w:cs="Aptos"/>
+          <w:b w:val="1"/>
+          <w:bCs w:val="1"/>
+          <w:i w:val="0"/>
+          <w:iCs w:val="0"/>
+          <w:noProof w:val="0"/>
+          <w:sz w:val="22"/>
+          <w:szCs w:val="22"/>
+          <w:lang w:val="en-GB"/>
+        </w:rPr>
+        <w:t>= (</w:t>
+      </w:r>
+      <w:r>
+        <w:rPr>
+          <w:rFonts w:ascii="Aptos" w:hAnsi="Aptos" w:eastAsia="Aptos" w:cs="Aptos"/>
+          <w:b w:val="1"/>
+          <w:bCs w:val="1"/>
+          <w:i w:val="0"/>
+          <w:iCs w:val="0"/>
+          <w:noProof w:val="0"/>
+          <w:sz w:val="22"/>
+          <w:szCs w:val="22"/>
+          <w:lang w:val="en-GB"/>
+        </w:rPr>
+        <w:t xml:space="preserve">3,33) </w:t>
+      </w:r>
+    </w:p>
+    <w:p>
+      <w:pPr>
+        <w:pStyle w:val="Normal"/>
+        <w:suppressLineNumbers w:val="0"/>
+        <w:bidi w:val="0"/>
+        <w:spacing w:before="0" w:beforeAutospacing="off" w:after="0" w:afterAutospacing="off" w:line="259" w:lineRule="auto"/>
+        <w:ind w:right="0"/>
+        <w:jc w:val="left"/>
+        <w:rPr>
+          <w:rFonts w:ascii="Aptos" w:hAnsi="Aptos" w:eastAsia="Aptos" w:cs="Aptos"/>
+          <w:b w:val="1"/>
+          <w:bCs w:val="1"/>
+          <w:i w:val="0"/>
+          <w:iCs w:val="0"/>
+          <w:noProof w:val="0"/>
+          <w:sz w:val="22"/>
+          <w:szCs w:val="22"/>
+          <w:lang w:val="en-GB"/>
+        </w:rPr>
+      </w:pPr>
+      <w:r>
+        <w:rPr>
+          <w:rFonts w:ascii="Aptos" w:hAnsi="Aptos" w:eastAsia="Aptos" w:cs="Aptos"/>
+          <w:b w:val="1"/>
+          <w:bCs w:val="1"/>
+          <w:i w:val="0"/>
+          <w:iCs w:val="0"/>
+          <w:noProof w:val="0"/>
+          <w:sz w:val="22"/>
+          <w:szCs w:val="22"/>
+          <w:lang w:val="en-GB"/>
+        </w:rPr>
+        <w:t>Private</w:t>
+      </w:r>
+      <w:r>
+        <w:rPr>
+          <w:rFonts w:ascii="Aptos" w:hAnsi="Aptos" w:eastAsia="Aptos" w:cs="Aptos"/>
+          <w:b w:val="1"/>
+          <w:bCs w:val="1"/>
+          <w:i w:val="0"/>
+          <w:iCs w:val="0"/>
+          <w:noProof w:val="0"/>
+          <w:sz w:val="22"/>
+          <w:szCs w:val="22"/>
+          <w:lang w:val="en-GB"/>
+        </w:rPr>
+        <w:t xml:space="preserve"> </w:t>
+      </w:r>
+      <w:r>
+        <w:rPr>
+          <w:rFonts w:ascii="Aptos" w:hAnsi="Aptos" w:eastAsia="Aptos" w:cs="Aptos"/>
+          <w:b w:val="1"/>
+          <w:bCs w:val="1"/>
+          <w:i w:val="0"/>
+          <w:iCs w:val="0"/>
+          <w:noProof w:val="0"/>
+          <w:sz w:val="22"/>
+          <w:szCs w:val="22"/>
+          <w:lang w:val="en-GB"/>
+        </w:rPr>
+        <w:t>Key :</w:t>
+      </w:r>
+      <w:r>
+        <w:rPr>
+          <w:rFonts w:ascii="Aptos" w:hAnsi="Aptos" w:eastAsia="Aptos" w:cs="Aptos"/>
+          <w:b w:val="1"/>
+          <w:bCs w:val="1"/>
+          <w:i w:val="0"/>
+          <w:iCs w:val="0"/>
+          <w:noProof w:val="0"/>
+          <w:sz w:val="22"/>
+          <w:szCs w:val="22"/>
+          <w:lang w:val="en-GB"/>
+        </w:rPr>
+        <w:t xml:space="preserve"> </w:t>
+      </w:r>
+      <w:r>
+        <w:rPr>
+          <w:rFonts w:ascii="Aptos" w:hAnsi="Aptos" w:eastAsia="Aptos" w:cs="Aptos"/>
+          <w:b w:val="1"/>
+          <w:bCs w:val="1"/>
+          <w:i w:val="0"/>
+          <w:iCs w:val="0"/>
+          <w:noProof w:val="0"/>
+          <w:sz w:val="22"/>
+          <w:szCs w:val="22"/>
+          <w:lang w:val="x-iv_mathan"/>
+        </w:rPr>
+        <w:t>(</w:t>
+      </w:r>
+      <w:r>
+        <w:rPr>
+          <w:rFonts w:ascii="Aptos" w:hAnsi="Aptos" w:eastAsia="Aptos" w:cs="Aptos"/>
+          <w:b w:val="1"/>
+          <w:bCs w:val="1"/>
+          <w:i w:val="0"/>
+          <w:iCs w:val="0"/>
+          <w:noProof w:val="0"/>
+          <w:sz w:val="22"/>
+          <w:szCs w:val="22"/>
+          <w:lang w:val="x-iv_mathan"/>
+        </w:rPr>
+        <w:t>d,n</w:t>
+      </w:r>
+      <w:r>
+        <w:rPr>
+          <w:rFonts w:ascii="Aptos" w:hAnsi="Aptos" w:eastAsia="Aptos" w:cs="Aptos"/>
+          <w:b w:val="1"/>
+          <w:bCs w:val="1"/>
+          <w:i w:val="0"/>
+          <w:iCs w:val="0"/>
+          <w:noProof w:val="0"/>
+          <w:sz w:val="22"/>
+          <w:szCs w:val="22"/>
+          <w:lang w:val="x-iv_mathan"/>
+        </w:rPr>
+        <w:t>)</w:t>
+      </w:r>
+      <w:r>
+        <w:rPr>
+          <w:rFonts w:ascii="Aptos" w:hAnsi="Aptos" w:eastAsia="Aptos" w:cs="Aptos"/>
+          <w:b w:val="1"/>
+          <w:bCs w:val="1"/>
+          <w:i w:val="0"/>
+          <w:iCs w:val="0"/>
+          <w:noProof w:val="0"/>
+          <w:sz w:val="22"/>
+          <w:szCs w:val="22"/>
+          <w:lang w:val="x-iv_mathan"/>
+        </w:rPr>
+        <w:t>= (</w:t>
+      </w:r>
+      <w:r>
+        <w:rPr>
+          <w:rFonts w:ascii="Aptos" w:hAnsi="Aptos" w:eastAsia="Aptos" w:cs="Aptos"/>
+          <w:b w:val="1"/>
+          <w:bCs w:val="1"/>
+          <w:i w:val="0"/>
+          <w:iCs w:val="0"/>
+          <w:noProof w:val="0"/>
+          <w:sz w:val="22"/>
+          <w:szCs w:val="22"/>
+          <w:lang w:val="x-iv_mathan"/>
+        </w:rPr>
+        <w:t xml:space="preserve">7,33) (d, n) = (7, </w:t>
+      </w:r>
+      <w:r>
+        <w:rPr>
+          <w:rFonts w:ascii="Aptos" w:hAnsi="Aptos" w:eastAsia="Aptos" w:cs="Aptos"/>
+          <w:b w:val="1"/>
+          <w:bCs w:val="1"/>
+          <w:i w:val="0"/>
+          <w:iCs w:val="0"/>
+          <w:noProof w:val="0"/>
+          <w:sz w:val="22"/>
+          <w:szCs w:val="22"/>
+          <w:lang w:val="x-iv_mathan"/>
+        </w:rPr>
+        <w:t>33) (</w:t>
+      </w:r>
+      <w:r>
+        <w:rPr>
+          <w:rFonts w:ascii="Aptos" w:hAnsi="Aptos" w:eastAsia="Aptos" w:cs="Aptos"/>
+          <w:b w:val="1"/>
+          <w:bCs w:val="1"/>
+          <w:i w:val="0"/>
+          <w:iCs w:val="0"/>
+          <w:noProof w:val="0"/>
+          <w:sz w:val="22"/>
+          <w:szCs w:val="22"/>
+          <w:lang w:val="en-GB"/>
+        </w:rPr>
+        <w:t>d,n</w:t>
+      </w:r>
+      <w:r>
+        <w:rPr>
+          <w:rFonts w:ascii="Aptos" w:hAnsi="Aptos" w:eastAsia="Aptos" w:cs="Aptos"/>
+          <w:b w:val="1"/>
+          <w:bCs w:val="1"/>
+          <w:i w:val="0"/>
+          <w:iCs w:val="0"/>
+          <w:noProof w:val="0"/>
+          <w:sz w:val="22"/>
+          <w:szCs w:val="22"/>
+          <w:lang w:val="en-GB"/>
+        </w:rPr>
+        <w:t>)</w:t>
+      </w:r>
+      <w:r>
+        <w:rPr>
+          <w:rFonts w:ascii="Aptos" w:hAnsi="Aptos" w:eastAsia="Aptos" w:cs="Aptos"/>
+          <w:b w:val="1"/>
+          <w:bCs w:val="1"/>
+          <w:i w:val="0"/>
+          <w:iCs w:val="0"/>
+          <w:noProof w:val="0"/>
+          <w:sz w:val="22"/>
+          <w:szCs w:val="22"/>
+          <w:lang w:val="en-GB"/>
+        </w:rPr>
+        <w:t>= (</w:t>
+      </w:r>
+      <w:r>
+        <w:rPr>
+          <w:rFonts w:ascii="Aptos" w:hAnsi="Aptos" w:eastAsia="Aptos" w:cs="Aptos"/>
+          <w:b w:val="1"/>
+          <w:bCs w:val="1"/>
+          <w:i w:val="0"/>
+          <w:iCs w:val="0"/>
+          <w:noProof w:val="0"/>
+          <w:sz w:val="22"/>
+          <w:szCs w:val="22"/>
+          <w:lang w:val="en-GB"/>
+        </w:rPr>
+        <w:t>7,33)</w:t>
+      </w:r>
+    </w:p>
+    <w:p>
+      <w:pPr>
+        <w:pStyle w:val="Normal"/>
+        <w:rPr>
+          <w:rFonts w:ascii="Aptos" w:hAnsi="Aptos" w:eastAsia="Aptos" w:cs="Aptos"/>
+          <w:noProof w:val="0"/>
+          <w:sz w:val="22"/>
+          <w:szCs w:val="22"/>
+          <w:lang w:val="en-GB"/>
+        </w:rPr>
+      </w:pPr>
+    </w:p>
+    <w:p>
+      <w:pPr>
+        <w:pStyle w:val="Normal"/>
+        <w:rPr>
+          <w:rFonts w:ascii="Aptos" w:hAnsi="Aptos" w:eastAsia="Aptos" w:cs="Aptos"/>
+          <w:b w:val="1"/>
+          <w:bCs w:val="1"/>
+          <w:noProof w:val="0"/>
+          <w:sz w:val="22"/>
+          <w:szCs w:val="22"/>
+          <w:lang w:val="en-GB"/>
+        </w:rPr>
+      </w:pPr>
+      <w:r>
+        <w:rPr>
+          <w:rFonts w:ascii="Aptos" w:hAnsi="Aptos" w:eastAsia="Aptos" w:cs="Aptos"/>
+          <w:b w:val="1"/>
+          <w:bCs w:val="1"/>
+          <w:noProof w:val="0"/>
+          <w:sz w:val="22"/>
+          <w:szCs w:val="22"/>
+          <w:lang w:val="en-GB"/>
+        </w:rPr>
+        <w:t>Task 2: Encrypt a Message</w:t>
+      </w:r>
+    </w:p>
+    <w:p>
+      <w:pPr>
+        <w:pStyle w:val="Normal"/>
+      </w:pPr>
+      <w:r>
+        <w:rPr>
+          <w:rFonts w:ascii="Aptos" w:hAnsi="Aptos" w:eastAsia="Aptos" w:cs="Aptos"/>
+          <w:noProof w:val="0"/>
+          <w:sz w:val="22"/>
+          <w:szCs w:val="22"/>
+          <w:lang w:val="en-GB"/>
+        </w:rPr>
+        <w:t>M=5</w:t>
+      </w:r>
+    </w:p>
+    <w:p>
+      <w:r>
+        <w:rPr>
+          <w:rFonts w:ascii="Aptos" w:hAnsi="Aptos" w:eastAsia="Aptos" w:cs="Aptos"/>
+          <w:noProof w:val="0"/>
+          <w:sz w:val="22"/>
+          <w:szCs w:val="22"/>
+          <w:lang w:val="en-GB"/>
+        </w:rPr>
+        <w:t>C=M</w:t>
+      </w:r>
+      <w:r>
+        <w:rPr>
+          <w:rFonts w:ascii="Aptos" w:hAnsi="Aptos" w:eastAsia="Aptos" w:cs="Aptos"/>
+          <w:noProof w:val="0"/>
+          <w:sz w:val="24"/>
+          <w:szCs w:val="24"/>
+          <w:vertAlign w:val="superscript"/>
+          <w:lang w:val="en-GB"/>
+        </w:rPr>
+        <w:t>e</w:t>
+      </w:r>
+      <w:r>
+        <w:rPr>
+          <w:rFonts w:ascii="Aptos" w:hAnsi="Aptos" w:eastAsia="Aptos" w:cs="Aptos"/>
+          <w:noProof w:val="0"/>
+          <w:sz w:val="22"/>
+          <w:szCs w:val="22"/>
+          <w:lang w:val="en-GB"/>
+        </w:rPr>
+        <w:t xml:space="preserve"> mod n</w:t>
+      </w:r>
+    </w:p>
+    <w:p>
+      <w:r>
+        <w:rPr>
+          <w:rFonts w:ascii="Aptos" w:hAnsi="Aptos" w:eastAsia="Aptos" w:cs="Aptos"/>
+          <w:noProof w:val="0"/>
+          <w:sz w:val="22"/>
+          <w:szCs w:val="22"/>
+          <w:lang w:val="en-GB"/>
+        </w:rPr>
+        <w:t>C=5</w:t>
+      </w:r>
+      <w:r>
+        <w:rPr>
+          <w:rFonts w:ascii="Aptos" w:hAnsi="Aptos" w:eastAsia="Aptos" w:cs="Aptos"/>
+          <w:noProof w:val="0"/>
+          <w:sz w:val="22"/>
+          <w:szCs w:val="22"/>
+          <w:vertAlign w:val="superscript"/>
+          <w:lang w:val="en-GB"/>
+        </w:rPr>
+        <w:t>3</w:t>
+      </w:r>
+      <w:r>
+        <w:rPr>
+          <w:rFonts w:ascii="Aptos" w:hAnsi="Aptos" w:eastAsia="Aptos" w:cs="Aptos"/>
+          <w:noProof w:val="0"/>
+          <w:sz w:val="22"/>
+          <w:szCs w:val="22"/>
+          <w:lang w:val="en-GB"/>
+        </w:rPr>
+        <w:t xml:space="preserve"> </w:t>
+      </w:r>
+      <w:r>
+        <w:rPr>
+          <w:rFonts w:ascii="Aptos" w:hAnsi="Aptos" w:eastAsia="Aptos" w:cs="Aptos"/>
+          <w:noProof w:val="0"/>
+          <w:sz w:val="22"/>
+          <w:szCs w:val="22"/>
+          <w:lang w:val="en-GB"/>
+        </w:rPr>
+        <w:t>mod</w:t>
+      </w:r>
+      <w:r>
+        <w:rPr>
+          <w:rFonts w:ascii="Aptos" w:hAnsi="Aptos" w:eastAsia="Aptos" w:cs="Aptos"/>
+          <w:noProof w:val="0"/>
+          <w:sz w:val="22"/>
+          <w:szCs w:val="22"/>
+          <w:lang w:val="en-GB"/>
+        </w:rPr>
+        <w:t xml:space="preserve"> </w:t>
+      </w:r>
+      <w:r>
+        <w:rPr>
+          <w:rFonts w:ascii="Aptos" w:hAnsi="Aptos" w:eastAsia="Aptos" w:cs="Aptos"/>
+          <w:noProof w:val="0"/>
+          <w:sz w:val="22"/>
+          <w:szCs w:val="22"/>
+          <w:lang w:val="en-GB"/>
+        </w:rPr>
+        <w:t>33=</w:t>
+      </w:r>
+      <w:r>
+        <w:rPr>
+          <w:rFonts w:ascii="Aptos" w:hAnsi="Aptos" w:eastAsia="Aptos" w:cs="Aptos"/>
+          <w:noProof w:val="0"/>
+          <w:sz w:val="22"/>
+          <w:szCs w:val="22"/>
+          <w:lang w:val="en-GB"/>
+        </w:rPr>
+        <w:t xml:space="preserve"> </w:t>
+      </w:r>
+      <w:r>
+        <w:rPr>
+          <w:rFonts w:ascii="Aptos" w:hAnsi="Aptos" w:eastAsia="Aptos" w:cs="Aptos"/>
+          <w:noProof w:val="0"/>
+          <w:sz w:val="22"/>
+          <w:szCs w:val="22"/>
+          <w:lang w:val="en-GB"/>
+        </w:rPr>
+        <w:t>125</w:t>
+      </w:r>
+      <w:r>
+        <w:rPr>
+          <w:rFonts w:ascii="Aptos" w:hAnsi="Aptos" w:eastAsia="Aptos" w:cs="Aptos"/>
+          <w:noProof w:val="0"/>
+          <w:sz w:val="22"/>
+          <w:szCs w:val="22"/>
+          <w:lang w:val="en-GB"/>
+        </w:rPr>
+        <w:t xml:space="preserve"> </w:t>
+      </w:r>
+      <w:r>
+        <w:rPr>
+          <w:rFonts w:ascii="Aptos" w:hAnsi="Aptos" w:eastAsia="Aptos" w:cs="Aptos"/>
+          <w:noProof w:val="0"/>
+          <w:sz w:val="22"/>
+          <w:szCs w:val="22"/>
+          <w:lang w:val="en-GB"/>
+        </w:rPr>
+        <w:t>mod</w:t>
+      </w:r>
+      <w:r>
+        <w:rPr>
+          <w:rFonts w:ascii="Aptos" w:hAnsi="Aptos" w:eastAsia="Aptos" w:cs="Aptos"/>
+          <w:noProof w:val="0"/>
+          <w:sz w:val="22"/>
+          <w:szCs w:val="22"/>
+          <w:lang w:val="en-GB"/>
+        </w:rPr>
+        <w:t xml:space="preserve"> </w:t>
+      </w:r>
+      <w:r>
+        <w:rPr>
+          <w:rFonts w:ascii="Aptos" w:hAnsi="Aptos" w:eastAsia="Aptos" w:cs="Aptos"/>
+          <w:noProof w:val="0"/>
+          <w:sz w:val="22"/>
+          <w:szCs w:val="22"/>
+          <w:lang w:val="en-GB"/>
+        </w:rPr>
+        <w:t>33=26</w:t>
+      </w:r>
+    </w:p>
+    <w:p>
+      <w:pPr>
+        <w:rPr>
+          <w:rFonts w:ascii="Aptos" w:hAnsi="Aptos" w:eastAsia="Aptos" w:cs="Aptos"/>
+          <w:noProof w:val="0"/>
+          <w:sz w:val="22"/>
+          <w:szCs w:val="22"/>
+          <w:lang w:val="en-GB"/>
+        </w:rPr>
+      </w:pPr>
+      <w:r>
+        <w:rPr>
+          <w:rFonts w:ascii="Aptos" w:hAnsi="Aptos" w:eastAsia="Aptos" w:cs="Aptos"/>
+          <w:b w:val="1"/>
+          <w:bCs w:val="1"/>
+          <w:noProof w:val="0"/>
+          <w:sz w:val="22"/>
+          <w:szCs w:val="22"/>
+          <w:lang w:val="en-GB"/>
+        </w:rPr>
+        <w:t>Encrypted Message:</w:t>
+      </w:r>
+      <w:r>
+        <w:br/>
+      </w:r>
+      <w:r>
+        <w:rPr>
+          <w:rFonts w:ascii="Aptos" w:hAnsi="Aptos" w:eastAsia="Aptos" w:cs="Aptos"/>
+          <w:noProof w:val="0"/>
+          <w:sz w:val="22"/>
+          <w:szCs w:val="22"/>
+          <w:lang w:val="en-GB"/>
+        </w:rPr>
+        <w:t xml:space="preserve"> </w:t>
+      </w:r>
+      <w:r>
+        <w:rPr>
+          <w:rFonts w:ascii="Aptos" w:hAnsi="Aptos" w:eastAsia="Aptos" w:cs="Aptos"/>
+          <w:i w:val="1"/>
+          <w:iCs w:val="1"/>
+          <w:noProof w:val="0"/>
+          <w:sz w:val="22"/>
+          <w:szCs w:val="22"/>
+          <w:lang w:val="x-iv_mathan"/>
+        </w:rPr>
+        <w:t>C=26</w:t>
+      </w:r>
+    </w:p>
+    <w:p>
+      <w:pPr>
+        <w:rPr>
+          <w:rFonts w:ascii="Aptos" w:hAnsi="Aptos" w:eastAsia="Aptos" w:cs="Aptos"/>
+          <w:i w:val="1"/>
+          <w:iCs w:val="1"/>
+          <w:noProof w:val="0"/>
+          <w:sz w:val="22"/>
+          <w:szCs w:val="22"/>
+          <w:lang w:val="x-iv_mathan"/>
+        </w:rPr>
+      </w:pPr>
+    </w:p>
+    <w:p>
+      <w:pPr>
+        <w:pStyle w:val="Normal"/>
+        <w:rPr>
+          <w:rFonts w:ascii="Aptos" w:hAnsi="Aptos" w:eastAsia="Aptos" w:cs="Aptos"/>
+          <w:b w:val="1"/>
+          <w:bCs w:val="1"/>
+          <w:i w:val="0"/>
+          <w:iCs w:val="0"/>
+          <w:noProof w:val="0"/>
+          <w:sz w:val="22"/>
+          <w:szCs w:val="22"/>
+          <w:lang w:val="x-iv_mathan"/>
+        </w:rPr>
+      </w:pPr>
+      <w:r>
+        <w:rPr>
+          <w:rFonts w:ascii="Aptos" w:hAnsi="Aptos" w:eastAsia="Aptos" w:cs="Aptos"/>
+          <w:b w:val="1"/>
+          <w:bCs w:val="1"/>
+          <w:i w:val="0"/>
+          <w:iCs w:val="0"/>
+          <w:noProof w:val="0"/>
+          <w:sz w:val="22"/>
+          <w:szCs w:val="22"/>
+          <w:lang w:val="x-iv_mathan"/>
+        </w:rPr>
+        <w:t>Task 3: Decrypt the Message</w:t>
+      </w:r>
+    </w:p>
+    <w:p>
+      <w:pPr>
+        <w:pStyle w:val="Normal"/>
+        <w:suppressLineNumbers w:val="0"/>
+        <w:bidi w:val="0"/>
+        <w:spacing w:before="0" w:beforeAutospacing="off" w:after="0" w:afterAutospacing="off" w:line="259" w:lineRule="auto"/>
+        <w:ind w:left="0" w:right="0"/>
+        <w:jc w:val="left"/>
+        <w:rPr>
+          <w:rFonts w:ascii="Aptos" w:hAnsi="Aptos" w:eastAsia="Aptos" w:cs="Aptos"/>
+          <w:i w:val="0"/>
+          <w:iCs w:val="0"/>
+          <w:noProof w:val="0"/>
+          <w:sz w:val="22"/>
+          <w:szCs w:val="22"/>
+          <w:lang w:val="en-US"/>
+        </w:rPr>
+      </w:pPr>
+      <w:r>
+        <w:rPr>
+          <w:rFonts w:ascii="Aptos" w:hAnsi="Aptos" w:eastAsia="Aptos" w:cs="Aptos"/>
+          <w:i w:val="0"/>
+          <w:iCs w:val="0"/>
+          <w:noProof w:val="0"/>
+          <w:sz w:val="22"/>
+          <w:szCs w:val="22"/>
+          <w:lang w:val="en-US"/>
+        </w:rPr>
+        <w:t>M=C</w:t>
+      </w:r>
+      <w:r>
+        <w:rPr>
+          <w:rFonts w:ascii="Aptos" w:hAnsi="Aptos" w:eastAsia="Aptos" w:cs="Aptos"/>
+          <w:i w:val="0"/>
+          <w:iCs w:val="0"/>
+          <w:noProof w:val="0"/>
+          <w:sz w:val="22"/>
+          <w:szCs w:val="22"/>
+          <w:vertAlign w:val="superscript"/>
+          <w:lang w:val="en-US"/>
+        </w:rPr>
+        <w:t>e</w:t>
+      </w:r>
+      <w:r>
+        <w:rPr>
+          <w:rFonts w:ascii="Aptos" w:hAnsi="Aptos" w:eastAsia="Aptos" w:cs="Aptos"/>
+          <w:i w:val="0"/>
+          <w:iCs w:val="0"/>
+          <w:noProof w:val="0"/>
+          <w:sz w:val="22"/>
+          <w:szCs w:val="22"/>
+          <w:lang w:val="en-US"/>
+        </w:rPr>
+        <w:t xml:space="preserve"> mod n</w:t>
+      </w:r>
+    </w:p>
+    <w:p>
+      <w:pPr>
+        <w:pStyle w:val="Normal"/>
+        <w:suppressLineNumbers w:val="0"/>
+        <w:bidi w:val="0"/>
+        <w:spacing w:before="0" w:beforeAutospacing="off" w:after="0" w:afterAutospacing="off" w:line="259" w:lineRule="auto"/>
+        <w:ind w:left="0" w:right="0"/>
+        <w:jc w:val="left"/>
+        <w:rPr>
+          <w:rFonts w:ascii="Aptos" w:hAnsi="Aptos" w:eastAsia="Aptos" w:cs="Aptos"/>
+          <w:i w:val="0"/>
+          <w:iCs w:val="0"/>
+          <w:noProof w:val="0"/>
+          <w:sz w:val="22"/>
+          <w:szCs w:val="22"/>
+          <w:lang w:val="en-US"/>
+        </w:rPr>
+      </w:pPr>
+      <w:r>
+        <w:rPr>
+          <w:rFonts w:ascii="Aptos" w:hAnsi="Aptos" w:eastAsia="Aptos" w:cs="Aptos"/>
+          <w:i w:val="0"/>
+          <w:iCs w:val="0"/>
+          <w:noProof w:val="0"/>
+          <w:sz w:val="22"/>
+          <w:szCs w:val="22"/>
+          <w:lang w:val="en-US"/>
+        </w:rPr>
+        <w:t>M=26</w:t>
+      </w:r>
+      <w:r>
+        <w:rPr>
+          <w:rFonts w:ascii="Aptos" w:hAnsi="Aptos" w:eastAsia="Aptos" w:cs="Aptos"/>
+          <w:i w:val="0"/>
+          <w:iCs w:val="0"/>
+          <w:noProof w:val="0"/>
+          <w:sz w:val="22"/>
+          <w:szCs w:val="22"/>
+          <w:vertAlign w:val="superscript"/>
+          <w:lang w:val="en-US"/>
+        </w:rPr>
+        <w:t>7</w:t>
+      </w:r>
+      <w:r>
+        <w:rPr>
+          <w:rFonts w:ascii="Aptos" w:hAnsi="Aptos" w:eastAsia="Aptos" w:cs="Aptos"/>
+          <w:i w:val="0"/>
+          <w:iCs w:val="0"/>
+          <w:noProof w:val="0"/>
+          <w:sz w:val="22"/>
+          <w:szCs w:val="22"/>
+          <w:lang w:val="en-US"/>
+        </w:rPr>
+        <w:t xml:space="preserve"> mod33</w:t>
+      </w:r>
+    </w:p>
+    <w:p>
+      <w:pPr>
+        <w:pStyle w:val="Normal"/>
+        <w:suppressLineNumbers w:val="0"/>
+        <w:bidi w:val="0"/>
+        <w:spacing w:before="0" w:beforeAutospacing="off" w:after="0" w:afterAutospacing="off" w:line="259" w:lineRule="auto"/>
+        <w:ind w:left="0" w:right="0"/>
+        <w:jc w:val="left"/>
+        <w:rPr>
+          <w:rFonts w:ascii="Aptos" w:hAnsi="Aptos" w:eastAsia="Aptos" w:cs="Aptos"/>
+          <w:i w:val="0"/>
+          <w:iCs w:val="0"/>
+          <w:noProof w:val="0"/>
+          <w:sz w:val="22"/>
+          <w:szCs w:val="22"/>
+          <w:lang w:val="en-US"/>
+        </w:rPr>
+      </w:pPr>
+    </w:p>
+    <w:p>
+      <w:pPr>
+        <w:suppressLineNumbers w:val="0"/>
+        <w:bidi w:val="0"/>
+        <w:spacing w:before="0" w:beforeAutospacing="off" w:after="0" w:afterAutospacing="off" w:line="259" w:lineRule="auto"/>
+        <w:ind w:left="0" w:right="0"/>
+        <w:jc w:val="left"/>
+        <w:rPr>
+          <w:rFonts w:ascii="Aptos" w:hAnsi="Aptos" w:eastAsia="Aptos" w:cs="Aptos"/>
+          <w:noProof w:val="0"/>
+          <w:sz w:val="22"/>
+          <w:szCs w:val="22"/>
+          <w:lang w:val="en-US"/>
+        </w:rPr>
+      </w:pPr>
+      <w:r>
+        <w:rPr>
+          <w:rFonts w:ascii="Aptos" w:hAnsi="Aptos" w:eastAsia="Aptos" w:cs="Aptos"/>
+          <w:noProof w:val="0"/>
+          <w:sz w:val="22"/>
+          <w:szCs w:val="22"/>
+          <w:lang w:val="en-US"/>
+        </w:rPr>
+        <w:t>Step-by-step (simplified):</w:t>
+      </w:r>
+    </w:p>
+    <w:p>
+      <w:pPr>
+        <w:pStyle w:val="Normal"/>
+        <w:numPr>
+          <w:ilvl w:val="0"/>
+          <w:numId w:val="3"/>
+        </w:numPr>
+        <w:suppressLineNumbers w:val="0"/>
+        <w:bidi w:val="0"/>
+        <w:spacing w:before="0" w:beforeAutospacing="off" w:after="0" w:afterAutospacing="off" w:line="259" w:lineRule="auto"/>
+        <w:ind w:left="0" w:right="0"/>
+        <w:jc w:val="left"/>
+        <w:rPr>
+          <w:rFonts w:ascii="Aptos" w:hAnsi="Aptos" w:eastAsia="Aptos" w:cs="Aptos"/>
+          <w:i w:val="0"/>
+          <w:iCs w:val="0"/>
+          <w:noProof w:val="0"/>
+          <w:sz w:val="22"/>
+          <w:szCs w:val="22"/>
+          <w:lang w:val="en-US"/>
+        </w:rPr>
+      </w:pPr>
+      <w:r>
+        <w:rPr>
+          <w:rFonts w:ascii="Aptos" w:hAnsi="Aptos" w:eastAsia="Aptos" w:cs="Aptos"/>
+          <w:i w:val="0"/>
+          <w:iCs w:val="0"/>
+          <w:noProof w:val="0"/>
+          <w:sz w:val="22"/>
+          <w:szCs w:val="22"/>
+          <w:lang w:val="x-iv_mathan"/>
+        </w:rPr>
+        <w:t>26</w:t>
+      </w:r>
+      <w:r>
+        <w:rPr>
+          <w:rFonts w:ascii="Aptos" w:hAnsi="Aptos" w:eastAsia="Aptos" w:cs="Aptos"/>
+          <w:i w:val="0"/>
+          <w:iCs w:val="0"/>
+          <w:noProof w:val="0"/>
+          <w:sz w:val="22"/>
+          <w:szCs w:val="22"/>
+          <w:vertAlign w:val="superscript"/>
+          <w:lang w:val="x-iv_mathan"/>
+        </w:rPr>
+        <w:t xml:space="preserve">2 </w:t>
+      </w:r>
+      <w:r>
+        <w:rPr>
+          <w:rFonts w:ascii="Aptos" w:hAnsi="Aptos" w:eastAsia="Aptos" w:cs="Aptos"/>
+          <w:i w:val="0"/>
+          <w:iCs w:val="0"/>
+          <w:noProof w:val="0"/>
+          <w:sz w:val="22"/>
+          <w:szCs w:val="22"/>
+          <w:lang w:val="x-iv_mathan"/>
+        </w:rPr>
+        <w:t>mod 33=16</w:t>
+      </w:r>
+    </w:p>
+    <w:p>
+      <w:pPr>
+        <w:pStyle w:val="Normal"/>
+        <w:numPr>
+          <w:ilvl w:val="0"/>
+          <w:numId w:val="3"/>
+        </w:numPr>
+        <w:suppressLineNumbers w:val="0"/>
+        <w:bidi w:val="0"/>
+        <w:spacing w:before="0" w:beforeAutospacing="off" w:after="0" w:afterAutospacing="off" w:line="259" w:lineRule="auto"/>
+        <w:ind w:left="0" w:right="0"/>
+        <w:jc w:val="left"/>
+        <w:rPr>
+          <w:rFonts w:ascii="Aptos" w:hAnsi="Aptos" w:eastAsia="Aptos" w:cs="Aptos"/>
+          <w:i w:val="0"/>
+          <w:iCs w:val="0"/>
+          <w:noProof w:val="0"/>
+          <w:sz w:val="22"/>
+          <w:szCs w:val="22"/>
+          <w:lang w:val="en-US"/>
+        </w:rPr>
+      </w:pPr>
+      <w:r>
+        <w:rPr>
+          <w:rFonts w:ascii="Aptos" w:hAnsi="Aptos" w:eastAsia="Aptos" w:cs="Aptos"/>
+          <w:i w:val="0"/>
+          <w:iCs w:val="0"/>
+          <w:noProof w:val="0"/>
+          <w:sz w:val="22"/>
+          <w:szCs w:val="22"/>
+          <w:lang w:val="x-iv_mathan"/>
+        </w:rPr>
+        <w:t>26</w:t>
+      </w:r>
+      <w:r>
+        <w:rPr>
+          <w:rFonts w:ascii="Aptos" w:hAnsi="Aptos" w:eastAsia="Aptos" w:cs="Aptos"/>
+          <w:i w:val="0"/>
+          <w:iCs w:val="0"/>
+          <w:noProof w:val="0"/>
+          <w:sz w:val="22"/>
+          <w:szCs w:val="22"/>
+          <w:vertAlign w:val="superscript"/>
+          <w:lang w:val="x-iv_mathan"/>
+        </w:rPr>
+        <w:t>4</w:t>
+      </w:r>
+      <w:r>
+        <w:rPr>
+          <w:rFonts w:ascii="Aptos" w:hAnsi="Aptos" w:eastAsia="Aptos" w:cs="Aptos"/>
+          <w:i w:val="0"/>
+          <w:iCs w:val="0"/>
+          <w:noProof w:val="0"/>
+          <w:sz w:val="22"/>
+          <w:szCs w:val="22"/>
+          <w:lang w:val="x-iv_mathan"/>
+        </w:rPr>
+        <w:t xml:space="preserve"> mod 33=25</w:t>
+      </w:r>
+    </w:p>
+    <w:p>
+      <w:pPr>
+        <w:pStyle w:val="Normal"/>
+        <w:numPr>
+          <w:ilvl w:val="0"/>
+          <w:numId w:val="3"/>
+        </w:numPr>
+        <w:suppressLineNumbers w:val="0"/>
+        <w:bidi w:val="0"/>
+        <w:spacing w:before="0" w:beforeAutospacing="off" w:after="0" w:afterAutospacing="off" w:line="259" w:lineRule="auto"/>
+        <w:ind w:left="0" w:right="0"/>
+        <w:jc w:val="left"/>
+        <w:rPr>
+          <w:rFonts w:ascii="Aptos" w:hAnsi="Aptos" w:eastAsia="Aptos" w:cs="Aptos"/>
+          <w:i w:val="0"/>
+          <w:iCs w:val="0"/>
+          <w:noProof w:val="0"/>
+          <w:sz w:val="22"/>
+          <w:szCs w:val="22"/>
+          <w:lang w:val="en-US"/>
+        </w:rPr>
+      </w:pPr>
+      <w:r>
+        <w:rPr>
+          <w:rFonts w:ascii="Aptos" w:hAnsi="Aptos" w:eastAsia="Aptos" w:cs="Aptos"/>
+          <w:i w:val="0"/>
+          <w:iCs w:val="0"/>
+          <w:noProof w:val="0"/>
+          <w:sz w:val="22"/>
+          <w:szCs w:val="22"/>
+          <w:lang w:val="x-iv_mathan"/>
+        </w:rPr>
+        <w:t>26</w:t>
+      </w:r>
+      <w:r>
+        <w:rPr>
+          <w:rFonts w:ascii="Aptos" w:hAnsi="Aptos" w:eastAsia="Aptos" w:cs="Aptos"/>
+          <w:i w:val="0"/>
+          <w:iCs w:val="0"/>
+          <w:noProof w:val="0"/>
+          <w:sz w:val="22"/>
+          <w:szCs w:val="22"/>
+          <w:vertAlign w:val="superscript"/>
+          <w:lang w:val="x-iv_mathan"/>
+        </w:rPr>
+        <w:t>7</w:t>
+      </w:r>
+      <w:r>
+        <w:rPr>
+          <w:rFonts w:ascii="Aptos" w:hAnsi="Aptos" w:eastAsia="Aptos" w:cs="Aptos"/>
+          <w:i w:val="0"/>
+          <w:iCs w:val="0"/>
+          <w:noProof w:val="0"/>
+          <w:sz w:val="22"/>
+          <w:szCs w:val="22"/>
+          <w:lang w:val="x-iv_mathan"/>
+        </w:rPr>
+        <w:t>=26</w:t>
+      </w:r>
+      <w:r>
+        <w:rPr>
+          <w:rFonts w:ascii="Aptos" w:hAnsi="Aptos" w:eastAsia="Aptos" w:cs="Aptos"/>
+          <w:i w:val="0"/>
+          <w:iCs w:val="0"/>
+          <w:noProof w:val="0"/>
+          <w:sz w:val="22"/>
+          <w:szCs w:val="22"/>
+          <w:vertAlign w:val="superscript"/>
+          <w:lang w:val="x-iv_mathan"/>
+        </w:rPr>
+        <w:t>4</w:t>
+      </w:r>
+      <w:r>
+        <w:rPr>
+          <w:rFonts w:ascii="Aptos" w:hAnsi="Aptos" w:eastAsia="Aptos" w:cs="Aptos"/>
+          <w:i w:val="0"/>
+          <w:iCs w:val="0"/>
+          <w:noProof w:val="0"/>
+          <w:sz w:val="22"/>
+          <w:szCs w:val="22"/>
+          <w:lang w:val="x-iv_mathan"/>
+        </w:rPr>
+        <w:t>⋅26</w:t>
+      </w:r>
+      <w:r>
+        <w:rPr>
+          <w:rFonts w:ascii="Aptos" w:hAnsi="Aptos" w:eastAsia="Aptos" w:cs="Aptos"/>
+          <w:i w:val="0"/>
+          <w:iCs w:val="0"/>
+          <w:noProof w:val="0"/>
+          <w:sz w:val="22"/>
+          <w:szCs w:val="22"/>
+          <w:vertAlign w:val="superscript"/>
+          <w:lang w:val="x-iv_mathan"/>
+        </w:rPr>
+        <w:t>2</w:t>
+      </w:r>
+      <w:r>
+        <w:rPr>
+          <w:rFonts w:ascii="Aptos" w:hAnsi="Aptos" w:eastAsia="Aptos" w:cs="Aptos"/>
+          <w:i w:val="0"/>
+          <w:iCs w:val="0"/>
+          <w:noProof w:val="0"/>
+          <w:sz w:val="22"/>
+          <w:szCs w:val="22"/>
+          <w:lang w:val="x-iv_mathan"/>
+        </w:rPr>
+        <w:t>⋅26</w:t>
+      </w:r>
+      <w:r>
+        <w:rPr>
+          <w:rFonts w:ascii="Aptos" w:hAnsi="Aptos" w:eastAsia="Aptos" w:cs="Aptos"/>
+          <w:i w:val="0"/>
+          <w:iCs w:val="0"/>
+          <w:noProof w:val="0"/>
+          <w:sz w:val="22"/>
+          <w:szCs w:val="22"/>
+          <w:lang w:val="x-iv_mathan"/>
+        </w:rPr>
+        <w:t xml:space="preserve"> </w:t>
+      </w:r>
+      <w:r>
+        <w:rPr>
+          <w:rFonts w:ascii="Aptos" w:hAnsi="Aptos" w:eastAsia="Aptos" w:cs="Aptos"/>
+          <w:i w:val="0"/>
+          <w:iCs w:val="0"/>
+          <w:noProof w:val="0"/>
+          <w:sz w:val="22"/>
+          <w:szCs w:val="22"/>
+          <w:lang w:val="x-iv_mathan"/>
+        </w:rPr>
+        <w:t>mod 33</w:t>
+      </w:r>
+    </w:p>
+    <w:p>
+      <w:pPr>
+        <w:pStyle w:val="Normal"/>
+        <w:numPr>
+          <w:ilvl w:val="0"/>
+          <w:numId w:val="3"/>
+        </w:numPr>
+        <w:suppressLineNumbers w:val="0"/>
+        <w:bidi w:val="0"/>
+        <w:spacing w:before="0" w:beforeAutospacing="off" w:after="0" w:afterAutospacing="off" w:line="259" w:lineRule="auto"/>
+        <w:ind w:left="0" w:right="0"/>
+        <w:jc w:val="left"/>
+        <w:rPr>
+          <w:rFonts w:ascii="Aptos" w:hAnsi="Aptos" w:eastAsia="Aptos" w:cs="Aptos"/>
+          <w:i w:val="0"/>
+          <w:iCs w:val="0"/>
+          <w:noProof w:val="0"/>
+          <w:sz w:val="22"/>
+          <w:szCs w:val="22"/>
+          <w:lang w:val="en-US"/>
+        </w:rPr>
+      </w:pPr>
+      <w:r>
+        <w:rPr>
+          <w:rFonts w:ascii="Aptos" w:hAnsi="Aptos" w:eastAsia="Aptos" w:cs="Aptos"/>
+          <w:i w:val="0"/>
+          <w:iCs w:val="0"/>
+          <w:noProof w:val="0"/>
+          <w:sz w:val="22"/>
+          <w:szCs w:val="22"/>
+          <w:lang w:val="en-US"/>
+        </w:rPr>
+        <w:t xml:space="preserve">=25⋅16⋅26mod33 </w:t>
+      </w:r>
+    </w:p>
+    <w:p>
+      <w:pPr>
+        <w:pStyle w:val="Normal"/>
+        <w:numPr>
+          <w:ilvl w:val="0"/>
+          <w:numId w:val="3"/>
+        </w:numPr>
+        <w:suppressLineNumbers w:val="0"/>
+        <w:bidi w:val="0"/>
+        <w:spacing w:before="0" w:beforeAutospacing="off" w:after="0" w:afterAutospacing="off" w:line="259" w:lineRule="auto"/>
+        <w:ind w:left="0" w:right="0"/>
+        <w:jc w:val="left"/>
+        <w:rPr>
+          <w:rFonts w:ascii="Aptos" w:hAnsi="Aptos" w:eastAsia="Aptos" w:cs="Aptos"/>
+          <w:i w:val="0"/>
+          <w:iCs w:val="0"/>
+          <w:noProof w:val="0"/>
+          <w:sz w:val="22"/>
+          <w:szCs w:val="22"/>
+          <w:lang w:val="en-US"/>
+        </w:rPr>
+      </w:pPr>
+      <w:r>
+        <w:rPr>
+          <w:rFonts w:ascii="Aptos" w:hAnsi="Aptos" w:eastAsia="Aptos" w:cs="Aptos"/>
+          <w:i w:val="0"/>
+          <w:iCs w:val="0"/>
+          <w:noProof w:val="0"/>
+          <w:sz w:val="22"/>
+          <w:szCs w:val="22"/>
+          <w:lang w:val="x-iv_mathan"/>
+        </w:rPr>
+        <w:t>=5</w:t>
+      </w:r>
+    </w:p>
+    <w:p>
+      <w:pPr>
+        <w:suppressLineNumbers w:val="0"/>
+        <w:bidi w:val="0"/>
+        <w:spacing w:before="0" w:beforeAutospacing="off" w:after="0" w:afterAutospacing="off" w:line="259" w:lineRule="auto"/>
+        <w:ind w:left="0" w:right="0"/>
+        <w:jc w:val="left"/>
+        <w:rPr>
+          <w:rFonts w:ascii="Aptos" w:hAnsi="Aptos" w:eastAsia="Aptos" w:cs="Aptos"/>
+          <w:i w:val="0"/>
+          <w:iCs w:val="0"/>
+          <w:noProof w:val="0"/>
+          <w:sz w:val="22"/>
+          <w:szCs w:val="22"/>
+          <w:lang w:val="en-US"/>
+        </w:rPr>
+      </w:pPr>
+      <w:r>
+        <w:rPr>
+          <w:rFonts w:ascii="Aptos" w:hAnsi="Aptos" w:eastAsia="Aptos" w:cs="Aptos"/>
+          <w:b w:val="1"/>
+          <w:bCs w:val="1"/>
+          <w:i w:val="0"/>
+          <w:iCs w:val="0"/>
+          <w:noProof w:val="0"/>
+          <w:sz w:val="22"/>
+          <w:szCs w:val="22"/>
+          <w:lang w:val="en-US"/>
+        </w:rPr>
+        <w:t>Decrypted Message:</w:t>
+      </w:r>
+      <w:r>
+        <w:br/>
+      </w:r>
+      <w:r>
+        <w:rPr>
+          <w:rFonts w:ascii="Aptos" w:hAnsi="Aptos" w:eastAsia="Aptos" w:cs="Aptos"/>
+          <w:i w:val="0"/>
+          <w:iCs w:val="0"/>
+          <w:noProof w:val="0"/>
+          <w:sz w:val="22"/>
+          <w:szCs w:val="22"/>
+          <w:lang w:val="en-US"/>
+        </w:rPr>
+        <w:t xml:space="preserve"> </w:t>
+      </w:r>
+      <w:r>
+        <w:rPr>
+          <w:rFonts w:ascii="Aptos" w:hAnsi="Aptos" w:eastAsia="Aptos" w:cs="Aptos"/>
+          <w:i w:val="0"/>
+          <w:iCs w:val="0"/>
+          <w:noProof w:val="0"/>
+          <w:sz w:val="22"/>
+          <w:szCs w:val="22"/>
+          <w:lang w:val="x-iv_mathan"/>
+        </w:rPr>
+        <w:t>M=</w:t>
+      </w:r>
+      <w:r>
+        <w:rPr>
+          <w:rFonts w:ascii="Aptos" w:hAnsi="Aptos" w:eastAsia="Aptos" w:cs="Aptos"/>
+          <w:i w:val="0"/>
+          <w:iCs w:val="0"/>
+          <w:noProof w:val="0"/>
+          <w:sz w:val="22"/>
+          <w:szCs w:val="22"/>
+          <w:lang w:val="x-iv_mathan"/>
+        </w:rPr>
+        <w:t>5</w:t>
+      </w:r>
+    </w:p>
+    <w:p>
+      <w:pPr>
+        <w:suppressLineNumbers w:val="0"/>
+        <w:bidi w:val="0"/>
+        <w:spacing w:before="0" w:beforeAutospacing="off" w:after="0" w:afterAutospacing="off" w:line="259" w:lineRule="auto"/>
+        <w:ind w:left="0" w:right="0"/>
+        <w:jc w:val="left"/>
+        <w:rPr>
+          <w:rFonts w:ascii="Aptos" w:hAnsi="Aptos" w:eastAsia="Aptos" w:cs="Aptos"/>
+          <w:i w:val="0"/>
+          <w:iCs w:val="0"/>
+          <w:noProof w:val="0"/>
+          <w:sz w:val="22"/>
+          <w:szCs w:val="22"/>
+          <w:lang w:val="x-iv_mathan"/>
+        </w:rPr>
+      </w:pPr>
+    </w:p>
+    <w:p>
+      <w:pPr>
+        <w:pStyle w:val="ListParagraph"/>
+        <w:suppressLineNumbers w:val="0"/>
+        <w:bidi w:val="0"/>
+        <w:spacing w:before="0" w:beforeAutospacing="off" w:after="0" w:afterAutospacing="off" w:line="259" w:lineRule="auto"/>
+        <w:ind w:left="0" w:right="0"/>
+        <w:jc w:val="left"/>
+      </w:pPr>
+    </w:p>
+    <w:p>
+      <w:pPr>
+        <w:pStyle w:val="ListParagraph"/>
+        <w:suppressLineNumbers w:val="0"/>
+        <w:bidi w:val="0"/>
+        <w:spacing w:before="0" w:beforeAutospacing="off" w:after="0" w:afterAutospacing="off" w:line="259" w:lineRule="auto"/>
+        <w:ind w:left="0" w:right="0"/>
+        <w:jc w:val="left"/>
+        <w:rPr>
+          <w:b w:val="1"/>
+          <w:bCs w:val="1"/>
+        </w:rPr>
+      </w:pPr>
+      <w:r>
+        <w:rPr>
+          <w:b w:val="1"/>
+          <w:bCs w:val="1"/>
+        </w:rPr>
+        <w:t>Diffie Hellman:</w:t>
+      </w:r>
+    </w:p>
+    <w:p>
+      <w:pPr>
+        <w:pStyle w:val="ListParagraph"/>
+        <w:suppressLineNumbers w:val="0"/>
+        <w:bidi w:val="0"/>
+        <w:spacing w:before="0" w:beforeAutospacing="off" w:after="0" w:afterAutospacing="off" w:line="259" w:lineRule="auto"/>
+        <w:ind w:left="0" w:right="0"/>
+        <w:jc w:val="left"/>
+        <w:rPr>
+          <w:rFonts w:ascii="Aptos" w:hAnsi="Aptos" w:eastAsia="Aptos" w:cs="Aptos"/>
+          <w:i w:val="0"/>
+          <w:iCs w:val="0"/>
+          <w:noProof w:val="0"/>
+          <w:sz w:val="22"/>
+          <w:szCs w:val="22"/>
+          <w:lang w:val="x-iv_mathan"/>
+        </w:rPr>
+      </w:pPr>
+      <w:r>
+        <w:rPr/>
+        <w:t>p=23</w:t>
+      </w:r>
+    </w:p>
+    <w:p>
+      <w:pPr>
+        <w:pStyle w:val="ListParagraph"/>
+        <w:bidi w:val="0"/>
+        <w:spacing w:before="0" w:beforeAutospacing="off" w:after="0" w:afterAutospacing="off" w:line="259" w:lineRule="auto"/>
+        <w:ind w:left="0" w:right="0"/>
+        <w:jc w:val="left"/>
+      </w:pPr>
+      <w:r>
+        <w:rPr/>
+        <w:t>g=5</w:t>
+      </w:r>
+    </w:p>
+    <w:p>
+      <w:pPr>
+        <w:suppressLineNumbers w:val="0"/>
+        <w:bidi w:val="0"/>
+        <w:spacing w:before="0" w:beforeAutospacing="off" w:after="0" w:afterAutospacing="off" w:line="259" w:lineRule="auto"/>
+        <w:ind w:left="0" w:right="0"/>
+        <w:jc w:val="left"/>
+      </w:pPr>
+    </w:p>
+    <w:p>
+      <w:pPr>
+        <w:suppressLineNumbers w:val="0"/>
+        <w:bidi w:val="0"/>
+        <w:spacing w:before="0" w:beforeAutospacing="off" w:after="0" w:afterAutospacing="off" w:line="259" w:lineRule="auto"/>
+        <w:ind w:left="0" w:right="0"/>
+        <w:jc w:val="left"/>
+      </w:pPr>
+      <w:r>
+        <w:rPr/>
+        <w:t>Private key:</w:t>
+      </w:r>
+    </w:p>
+    <w:p>
+      <w:pPr>
+        <w:suppressLineNumbers w:val="0"/>
+        <w:bidi w:val="0"/>
+        <w:spacing w:before="0" w:beforeAutospacing="off" w:after="0" w:afterAutospacing="off" w:line="259" w:lineRule="auto"/>
+        <w:ind w:left="0" w:right="0"/>
+        <w:jc w:val="left"/>
+      </w:pPr>
+      <w:r>
+        <w:rPr/>
+        <w:t>A = 5</w:t>
+      </w:r>
+    </w:p>
+    <w:p>
+      <w:pPr>
+        <w:suppressLineNumbers w:val="0"/>
+        <w:bidi w:val="0"/>
+        <w:spacing w:before="0" w:beforeAutospacing="off" w:after="0" w:afterAutospacing="off" w:line="259" w:lineRule="auto"/>
+        <w:ind w:left="0" w:right="0"/>
+        <w:jc w:val="left"/>
+      </w:pPr>
+      <w:r>
+        <w:rPr/>
+        <w:t>B = 15</w:t>
+      </w:r>
+    </w:p>
+    <w:p>
+      <w:pPr>
+        <w:suppressLineNumbers w:val="0"/>
+        <w:bidi w:val="0"/>
+        <w:spacing w:before="0" w:beforeAutospacing="off" w:after="0" w:afterAutospacing="off" w:line="259" w:lineRule="auto"/>
+        <w:ind w:left="0" w:right="0"/>
+        <w:jc w:val="left"/>
+      </w:pPr>
+    </w:p>
+    <w:p>
+      <w:pPr>
+        <w:suppressLineNumbers w:val="0"/>
+        <w:bidi w:val="0"/>
+        <w:spacing w:before="0" w:beforeAutospacing="off" w:after="0" w:afterAutospacing="off" w:line="259" w:lineRule="auto"/>
+        <w:ind w:left="0" w:right="0"/>
+        <w:jc w:val="left"/>
+      </w:pPr>
+      <w:r>
+        <w:rPr/>
+        <w:t>A = g</w:t>
+      </w:r>
+      <w:r>
+        <w:rPr>
+          <w:vertAlign w:val="superscript"/>
+        </w:rPr>
+        <w:t xml:space="preserve">a </w:t>
+      </w:r>
+      <w:r>
+        <w:rPr/>
+        <w:t>mod p</w:t>
+      </w:r>
+    </w:p>
+    <w:p>
+      <w:pPr>
+        <w:suppressLineNumbers w:val="0"/>
+        <w:bidi w:val="0"/>
+        <w:spacing w:before="0" w:beforeAutospacing="off" w:after="0" w:afterAutospacing="off" w:line="259" w:lineRule="auto"/>
+        <w:ind w:left="0" w:right="0"/>
+        <w:jc w:val="left"/>
+      </w:pPr>
+      <w:r>
+        <w:rPr/>
+        <w:t>A=5</w:t>
+      </w:r>
+      <w:r>
+        <w:rPr>
+          <w:vertAlign w:val="superscript"/>
+        </w:rPr>
+        <w:t xml:space="preserve">6 </w:t>
+      </w:r>
+      <w:r>
+        <w:rPr/>
+        <w:t>mod 23</w:t>
+      </w:r>
+    </w:p>
+    <w:p>
+      <w:pPr>
+        <w:pStyle w:val="Normal"/>
+        <w:numPr>
+          <w:ilvl w:val="0"/>
+          <w:numId w:val="3"/>
+        </w:numPr>
+        <w:suppressLineNumbers w:val="0"/>
+        <w:bidi w:val="0"/>
+        <w:spacing w:before="0" w:beforeAutospacing="off" w:after="0" w:afterAutospacing="off" w:line="259" w:lineRule="auto"/>
+        <w:ind w:left="0" w:right="0"/>
+        <w:jc w:val="left"/>
+        <w:rPr>
+          <w:rFonts w:ascii="Aptos" w:hAnsi="Aptos" w:eastAsia="Aptos" w:cs="Shruti"/>
+          <w:i w:val="0"/>
+          <w:iCs w:val="0"/>
+          <w:noProof w:val="0"/>
+          <w:sz w:val="22"/>
+          <w:szCs w:val="22"/>
+          <w:lang w:val="en-GB"/>
+        </w:rPr>
+      </w:pPr>
+      <w:r>
+        <w:rPr>
+          <w:rFonts w:ascii="Aptos" w:hAnsi="Aptos" w:eastAsia="Aptos" w:cs="Shruti"/>
+          <w:i w:val="0"/>
+          <w:iCs w:val="0"/>
+          <w:noProof w:val="0"/>
+          <w:sz w:val="22"/>
+          <w:szCs w:val="22"/>
+          <w:lang w:val="en-GB"/>
+        </w:rPr>
+        <w:t>5</w:t>
+      </w:r>
+      <w:r>
+        <w:rPr>
+          <w:rFonts w:ascii="Aptos" w:hAnsi="Aptos" w:eastAsia="Aptos" w:cs="Shruti"/>
+          <w:i w:val="0"/>
+          <w:iCs w:val="0"/>
+          <w:noProof w:val="0"/>
+          <w:sz w:val="22"/>
+          <w:szCs w:val="22"/>
+          <w:vertAlign w:val="superscript"/>
+          <w:lang w:val="en-GB"/>
+        </w:rPr>
+        <w:t>2</w:t>
+      </w:r>
+      <w:r>
+        <w:rPr>
+          <w:rFonts w:ascii="Aptos" w:hAnsi="Aptos" w:eastAsia="Aptos" w:cs="Shruti"/>
+          <w:i w:val="0"/>
+          <w:iCs w:val="0"/>
+          <w:noProof w:val="0"/>
+          <w:sz w:val="22"/>
+          <w:szCs w:val="22"/>
+          <w:lang w:val="en-GB"/>
+        </w:rPr>
+        <w:t>=2</w:t>
+      </w:r>
+      <w:r>
+        <w:rPr>
+          <w:rFonts w:ascii="Aptos" w:hAnsi="Aptos" w:eastAsia="Aptos" w:cs="Shruti"/>
+          <w:i w:val="0"/>
+          <w:iCs w:val="0"/>
+          <w:noProof w:val="0"/>
+          <w:sz w:val="22"/>
+          <w:szCs w:val="22"/>
+          <w:vertAlign w:val="superscript"/>
+          <w:lang w:val="en-GB"/>
+        </w:rPr>
+        <w:t>5</w:t>
+      </w:r>
+      <w:r>
+        <w:rPr>
+          <w:rFonts w:ascii="Aptos" w:hAnsi="Aptos" w:eastAsia="Aptos" w:cs="Shruti"/>
+          <w:i w:val="0"/>
+          <w:iCs w:val="0"/>
+          <w:noProof w:val="0"/>
+          <w:sz w:val="22"/>
+          <w:szCs w:val="22"/>
+          <w:lang w:val="en-GB"/>
+        </w:rPr>
+        <w:t xml:space="preserve"> mod 23=2 </w:t>
+      </w:r>
+    </w:p>
+    <w:p>
+      <w:pPr>
+        <w:pStyle w:val="Normal"/>
+        <w:numPr>
+          <w:ilvl w:val="0"/>
+          <w:numId w:val="3"/>
+        </w:numPr>
+        <w:suppressLineNumbers w:val="0"/>
+        <w:bidi w:val="0"/>
+        <w:spacing w:before="0" w:beforeAutospacing="off" w:after="0" w:afterAutospacing="off" w:line="259" w:lineRule="auto"/>
+        <w:ind w:left="0" w:right="0"/>
+        <w:jc w:val="left"/>
+        <w:rPr>
+          <w:rFonts w:ascii="Aptos" w:hAnsi="Aptos" w:eastAsia="Aptos" w:cs="Shruti"/>
+          <w:i w:val="0"/>
+          <w:iCs w:val="0"/>
+          <w:noProof w:val="0"/>
+          <w:sz w:val="22"/>
+          <w:szCs w:val="22"/>
+          <w:lang w:val="en-GB"/>
+        </w:rPr>
+      </w:pPr>
+      <w:r>
+        <w:rPr>
+          <w:rFonts w:ascii="Aptos" w:hAnsi="Aptos" w:eastAsia="Aptos" w:cs="Shruti"/>
+          <w:i w:val="0"/>
+          <w:iCs w:val="0"/>
+          <w:noProof w:val="0"/>
+          <w:sz w:val="22"/>
+          <w:szCs w:val="22"/>
+          <w:lang w:val="x-iv_mathan"/>
+        </w:rPr>
+        <w:t>5</w:t>
+      </w:r>
+      <w:r>
+        <w:rPr>
+          <w:rFonts w:ascii="Aptos" w:hAnsi="Aptos" w:eastAsia="Aptos" w:cs="Shruti"/>
+          <w:i w:val="0"/>
+          <w:iCs w:val="0"/>
+          <w:noProof w:val="0"/>
+          <w:sz w:val="22"/>
+          <w:szCs w:val="22"/>
+          <w:vertAlign w:val="superscript"/>
+          <w:lang w:val="x-iv_mathan"/>
+        </w:rPr>
+        <w:t>4</w:t>
+      </w:r>
+      <w:r>
+        <w:rPr>
+          <w:rFonts w:ascii="Aptos" w:hAnsi="Aptos" w:eastAsia="Aptos" w:cs="Shruti"/>
+          <w:i w:val="0"/>
+          <w:iCs w:val="0"/>
+          <w:noProof w:val="0"/>
+          <w:sz w:val="22"/>
+          <w:szCs w:val="22"/>
+          <w:lang w:val="x-iv_mathan"/>
+        </w:rPr>
+        <w:t>=2</w:t>
+      </w:r>
+      <w:r>
+        <w:rPr>
+          <w:rFonts w:ascii="Aptos" w:hAnsi="Aptos" w:eastAsia="Aptos" w:cs="Shruti"/>
+          <w:i w:val="0"/>
+          <w:iCs w:val="0"/>
+          <w:noProof w:val="0"/>
+          <w:sz w:val="22"/>
+          <w:szCs w:val="22"/>
+          <w:vertAlign w:val="superscript"/>
+          <w:lang w:val="x-iv_mathan"/>
+        </w:rPr>
+        <w:t>2</w:t>
+      </w:r>
+      <w:r>
+        <w:rPr>
+          <w:rFonts w:ascii="Aptos" w:hAnsi="Aptos" w:eastAsia="Aptos" w:cs="Shruti"/>
+          <w:i w:val="0"/>
+          <w:iCs w:val="0"/>
+          <w:noProof w:val="0"/>
+          <w:sz w:val="22"/>
+          <w:szCs w:val="22"/>
+          <w:lang w:val="x-iv_mathan"/>
+        </w:rPr>
+        <w:t>=4 mod 23</w:t>
+      </w:r>
+      <w:r>
+        <w:rPr>
+          <w:rFonts w:ascii="Aptos" w:hAnsi="Aptos" w:eastAsia="Aptos" w:cs="Shruti"/>
+          <w:i w:val="0"/>
+          <w:iCs w:val="0"/>
+          <w:noProof w:val="0"/>
+          <w:sz w:val="22"/>
+          <w:szCs w:val="22"/>
+          <w:lang w:val="en-GB"/>
+        </w:rPr>
+        <w:t xml:space="preserve"> </w:t>
+      </w:r>
+    </w:p>
+    <w:p>
+      <w:pPr>
+        <w:pStyle w:val="Normal"/>
+        <w:numPr>
+          <w:ilvl w:val="0"/>
+          <w:numId w:val="3"/>
+        </w:numPr>
+        <w:suppressLineNumbers w:val="0"/>
+        <w:bidi w:val="0"/>
+        <w:spacing w:before="0" w:beforeAutospacing="off" w:after="0" w:afterAutospacing="off" w:line="259" w:lineRule="auto"/>
+        <w:ind w:left="0" w:right="0"/>
+        <w:jc w:val="left"/>
+        <w:rPr>
+          <w:rFonts w:ascii="Aptos" w:hAnsi="Aptos" w:eastAsia="Aptos" w:cs="Shruti"/>
+          <w:i w:val="0"/>
+          <w:iCs w:val="0"/>
+          <w:noProof w:val="0"/>
+          <w:sz w:val="22"/>
+          <w:szCs w:val="22"/>
+          <w:lang w:val="en-GB"/>
+        </w:rPr>
+      </w:pPr>
+      <w:r>
+        <w:rPr>
+          <w:rFonts w:ascii="Aptos" w:hAnsi="Aptos" w:eastAsia="Aptos" w:cs="Shruti"/>
+          <w:i w:val="0"/>
+          <w:iCs w:val="0"/>
+          <w:noProof w:val="0"/>
+          <w:sz w:val="22"/>
+          <w:szCs w:val="22"/>
+          <w:lang w:val="x-iv_mathan"/>
+        </w:rPr>
+        <w:t>5</w:t>
+      </w:r>
+      <w:r>
+        <w:rPr>
+          <w:rFonts w:ascii="Aptos" w:hAnsi="Aptos" w:eastAsia="Aptos" w:cs="Shruti"/>
+          <w:i w:val="0"/>
+          <w:iCs w:val="0"/>
+          <w:noProof w:val="0"/>
+          <w:sz w:val="22"/>
+          <w:szCs w:val="22"/>
+          <w:vertAlign w:val="superscript"/>
+          <w:lang w:val="x-iv_mathan"/>
+        </w:rPr>
+        <w:t>6</w:t>
+      </w:r>
+      <w:r>
+        <w:rPr>
+          <w:rFonts w:ascii="Aptos" w:hAnsi="Aptos" w:eastAsia="Aptos" w:cs="Shruti"/>
+          <w:i w:val="0"/>
+          <w:iCs w:val="0"/>
+          <w:noProof w:val="0"/>
+          <w:sz w:val="22"/>
+          <w:szCs w:val="22"/>
+          <w:lang w:val="x-iv_mathan"/>
+        </w:rPr>
+        <w:t>=5</w:t>
+      </w:r>
+      <w:r>
+        <w:rPr>
+          <w:rFonts w:ascii="Aptos" w:hAnsi="Aptos" w:eastAsia="Aptos" w:cs="Shruti"/>
+          <w:i w:val="0"/>
+          <w:iCs w:val="0"/>
+          <w:noProof w:val="0"/>
+          <w:sz w:val="22"/>
+          <w:szCs w:val="22"/>
+          <w:vertAlign w:val="superscript"/>
+          <w:lang w:val="x-iv_mathan"/>
+        </w:rPr>
+        <w:t>4⋅</w:t>
+      </w:r>
+      <w:r>
+        <w:rPr>
+          <w:rFonts w:ascii="Aptos" w:hAnsi="Aptos" w:eastAsia="Aptos" w:cs="Shruti"/>
+          <w:i w:val="0"/>
+          <w:iCs w:val="0"/>
+          <w:noProof w:val="0"/>
+          <w:sz w:val="22"/>
+          <w:szCs w:val="22"/>
+          <w:lang w:val="x-iv_mathan"/>
+        </w:rPr>
+        <w:t>5</w:t>
+      </w:r>
+      <w:r>
+        <w:rPr>
+          <w:rFonts w:ascii="Aptos" w:hAnsi="Aptos" w:eastAsia="Aptos" w:cs="Shruti"/>
+          <w:i w:val="0"/>
+          <w:iCs w:val="0"/>
+          <w:noProof w:val="0"/>
+          <w:sz w:val="22"/>
+          <w:szCs w:val="22"/>
+          <w:vertAlign w:val="superscript"/>
+          <w:lang w:val="x-iv_mathan"/>
+        </w:rPr>
+        <w:t>2</w:t>
+      </w:r>
+      <w:r>
+        <w:rPr>
+          <w:rFonts w:ascii="Aptos" w:hAnsi="Aptos" w:eastAsia="Aptos" w:cs="Shruti"/>
+          <w:i w:val="0"/>
+          <w:iCs w:val="0"/>
+          <w:noProof w:val="0"/>
+          <w:sz w:val="22"/>
+          <w:szCs w:val="22"/>
+          <w:lang w:val="x-iv_mathan"/>
+        </w:rPr>
+        <w:t>=4⋅2=8</w:t>
+      </w:r>
+      <w:r>
+        <w:rPr>
+          <w:rFonts w:ascii="Aptos" w:hAnsi="Aptos" w:eastAsia="Aptos" w:cs="Shruti"/>
+          <w:i w:val="0"/>
+          <w:iCs w:val="0"/>
+          <w:noProof w:val="0"/>
+          <w:sz w:val="22"/>
+          <w:szCs w:val="22"/>
+          <w:lang w:val="x-iv_mathan"/>
+        </w:rPr>
+        <w:t xml:space="preserve"> mod 23 </w:t>
+      </w:r>
+    </w:p>
+    <w:p>
+      <w:pPr>
+        <w:pStyle w:val="Normal"/>
+        <w:suppressLineNumbers w:val="0"/>
+        <w:bidi w:val="0"/>
+        <w:spacing w:before="0" w:beforeAutospacing="off" w:after="0" w:afterAutospacing="off" w:line="259" w:lineRule="auto"/>
+        <w:ind w:right="0"/>
+        <w:jc w:val="left"/>
+        <w:rPr>
+          <w:rFonts w:ascii="Aptos" w:hAnsi="Aptos" w:eastAsia="Aptos" w:cs="Shruti"/>
+          <w:i w:val="0"/>
+          <w:iCs w:val="0"/>
+          <w:noProof w:val="0"/>
+          <w:sz w:val="22"/>
+          <w:szCs w:val="22"/>
+          <w:lang w:val="en-GB"/>
+        </w:rPr>
+      </w:pPr>
+    </w:p>
+    <w:p>
+      <w:pPr>
+        <w:pStyle w:val="Normal"/>
+        <w:suppressLineNumbers w:val="0"/>
+        <w:bidi w:val="0"/>
+        <w:spacing w:before="0" w:beforeAutospacing="off" w:after="0" w:afterAutospacing="off" w:line="259" w:lineRule="auto"/>
+        <w:ind w:right="0"/>
+        <w:jc w:val="left"/>
+        <w:rPr>
+          <w:rFonts w:ascii="Aptos" w:hAnsi="Aptos" w:eastAsia="Aptos" w:cs="Shruti"/>
+          <w:i w:val="0"/>
+          <w:iCs w:val="0"/>
+          <w:noProof w:val="0"/>
+          <w:sz w:val="22"/>
+          <w:szCs w:val="22"/>
+          <w:lang w:val="en-GB"/>
+        </w:rPr>
+      </w:pPr>
+      <w:r>
+        <w:rPr>
+          <w:rFonts w:ascii="Aptos" w:hAnsi="Aptos" w:eastAsia="Aptos" w:cs="Shruti"/>
+          <w:i w:val="0"/>
+          <w:iCs w:val="0"/>
+          <w:noProof w:val="0"/>
+          <w:sz w:val="22"/>
+          <w:szCs w:val="22"/>
+          <w:lang w:val="x-iv_mathan"/>
+        </w:rPr>
+        <w:t>A = 8</w:t>
+      </w:r>
+    </w:p>
+    <w:p>
+      <w:pPr>
+        <w:pStyle w:val="Normal"/>
+        <w:suppressLineNumbers w:val="0"/>
+        <w:bidi w:val="0"/>
+        <w:spacing w:before="0" w:beforeAutospacing="off" w:after="0" w:afterAutospacing="off" w:line="259" w:lineRule="auto"/>
+        <w:ind w:right="0"/>
+        <w:jc w:val="left"/>
+        <w:rPr>
+          <w:rFonts w:ascii="Aptos" w:hAnsi="Aptos" w:eastAsia="Aptos" w:cs="Shruti"/>
+          <w:i w:val="0"/>
+          <w:iCs w:val="0"/>
+          <w:noProof w:val="0"/>
+          <w:sz w:val="22"/>
+          <w:szCs w:val="22"/>
+          <w:lang w:val="x-iv_mathan"/>
+        </w:rPr>
+      </w:pPr>
+    </w:p>
+    <w:p>
+      <w:pPr>
+        <w:pStyle w:val="Normal"/>
+        <w:suppressLineNumbers w:val="0"/>
+        <w:bidi w:val="0"/>
+        <w:spacing w:before="0" w:beforeAutospacing="off" w:after="0" w:afterAutospacing="off" w:line="259" w:lineRule="auto"/>
+        <w:ind w:right="0"/>
+        <w:jc w:val="left"/>
+        <w:rPr>
+          <w:rFonts w:ascii="Aptos" w:hAnsi="Aptos" w:eastAsia="Aptos" w:cs="Shruti"/>
+          <w:i w:val="0"/>
+          <w:iCs w:val="0"/>
+          <w:noProof w:val="0"/>
+          <w:sz w:val="22"/>
+          <w:szCs w:val="22"/>
+          <w:lang w:val="x-iv_mathan"/>
+        </w:rPr>
+      </w:pPr>
+      <w:r>
+        <w:rPr>
+          <w:rFonts w:ascii="Aptos" w:hAnsi="Aptos" w:eastAsia="Aptos" w:cs="Shruti"/>
+          <w:i w:val="0"/>
+          <w:iCs w:val="0"/>
+          <w:noProof w:val="0"/>
+          <w:sz w:val="22"/>
+          <w:szCs w:val="22"/>
+          <w:lang w:val="x-iv_mathan"/>
+        </w:rPr>
+        <w:t>Partner’s Public Key:</w:t>
+      </w:r>
+    </w:p>
+    <w:p>
+      <w:pPr>
+        <w:pStyle w:val="Normal"/>
+        <w:bidi w:val="0"/>
+        <w:spacing w:before="0" w:beforeAutospacing="off" w:after="0" w:afterAutospacing="off" w:line="259" w:lineRule="auto"/>
+        <w:ind w:right="0"/>
+        <w:jc w:val="left"/>
+        <w:rPr>
+          <w:rFonts w:ascii="Aptos" w:hAnsi="Aptos" w:eastAsia="Aptos" w:cs="Shruti"/>
+          <w:i w:val="0"/>
+          <w:iCs w:val="0"/>
+          <w:noProof w:val="0"/>
+          <w:sz w:val="22"/>
+          <w:szCs w:val="22"/>
+          <w:lang w:val="en-US"/>
+        </w:rPr>
+      </w:pPr>
+      <w:r>
+        <w:rPr>
+          <w:rFonts w:ascii="Aptos" w:hAnsi="Aptos" w:eastAsia="Aptos" w:cs="Shruti"/>
+          <w:i w:val="0"/>
+          <w:iCs w:val="0"/>
+          <w:noProof w:val="0"/>
+          <w:sz w:val="22"/>
+          <w:szCs w:val="22"/>
+          <w:lang w:val="en-US"/>
+        </w:rPr>
+        <w:t>S=B</w:t>
+      </w:r>
+      <w:r>
+        <w:rPr>
+          <w:rFonts w:ascii="Aptos" w:hAnsi="Aptos" w:eastAsia="Aptos" w:cs="Shruti"/>
+          <w:i w:val="0"/>
+          <w:iCs w:val="0"/>
+          <w:noProof w:val="0"/>
+          <w:sz w:val="22"/>
+          <w:szCs w:val="22"/>
+          <w:vertAlign w:val="superscript"/>
+          <w:lang w:val="en-US"/>
+        </w:rPr>
+        <w:t xml:space="preserve">a </w:t>
+      </w:r>
+      <w:r>
+        <w:rPr>
+          <w:rFonts w:ascii="Aptos" w:hAnsi="Aptos" w:eastAsia="Aptos" w:cs="Shruti"/>
+          <w:i w:val="0"/>
+          <w:iCs w:val="0"/>
+          <w:noProof w:val="0"/>
+          <w:sz w:val="22"/>
+          <w:szCs w:val="22"/>
+          <w:lang w:val="en-US"/>
+        </w:rPr>
+        <w:t>mod  p</w:t>
+      </w:r>
+      <w:r>
+        <w:rPr>
+          <w:rFonts w:ascii="Aptos" w:hAnsi="Aptos" w:eastAsia="Aptos" w:cs="Shruti"/>
+          <w:i w:val="0"/>
+          <w:iCs w:val="0"/>
+          <w:noProof w:val="0"/>
+          <w:sz w:val="22"/>
+          <w:szCs w:val="22"/>
+          <w:lang w:val="en-US"/>
+        </w:rPr>
+        <w:t xml:space="preserve"> </w:t>
+      </w:r>
+    </w:p>
+    <w:p>
+      <w:pPr>
+        <w:pStyle w:val="Normal"/>
+        <w:bidi w:val="0"/>
+        <w:spacing w:before="0" w:beforeAutospacing="off" w:after="0" w:afterAutospacing="off" w:line="259" w:lineRule="auto"/>
+        <w:ind w:right="0"/>
+        <w:jc w:val="left"/>
+        <w:rPr>
+          <w:rFonts w:ascii="Aptos" w:hAnsi="Aptos" w:eastAsia="Aptos" w:cs="Shruti"/>
+          <w:i w:val="0"/>
+          <w:iCs w:val="0"/>
+          <w:noProof w:val="0"/>
+          <w:sz w:val="22"/>
+          <w:szCs w:val="22"/>
+          <w:lang w:val="en-US"/>
+        </w:rPr>
+      </w:pPr>
+    </w:p>
+    <w:p>
+      <w:pPr>
+        <w:pStyle w:val="Normal"/>
+        <w:bidi w:val="0"/>
+        <w:spacing w:before="0" w:beforeAutospacing="off" w:after="0" w:afterAutospacing="off" w:line="259" w:lineRule="auto"/>
+        <w:ind w:right="0"/>
+        <w:jc w:val="left"/>
+      </w:pPr>
+      <w:r>
+        <w:rPr>
+          <w:rFonts w:ascii="Aptos" w:hAnsi="Aptos" w:eastAsia="Aptos" w:cs="Shruti"/>
+          <w:i w:val="0"/>
+          <w:iCs w:val="0"/>
+          <w:noProof w:val="0"/>
+          <w:sz w:val="22"/>
+          <w:szCs w:val="22"/>
+          <w:lang w:val="x-iv_mathan"/>
+        </w:rPr>
+        <w:t>Calculation:</w:t>
+      </w:r>
+    </w:p>
+    <w:p>
+      <w:pPr>
+        <w:pStyle w:val="Normal"/>
+        <w:bidi w:val="0"/>
+        <w:spacing w:before="0" w:beforeAutospacing="off" w:after="0" w:afterAutospacing="off" w:line="259" w:lineRule="auto"/>
+        <w:ind w:right="0"/>
+        <w:jc w:val="left"/>
+        <w:rPr>
+          <w:rFonts w:ascii="Aptos" w:hAnsi="Aptos" w:eastAsia="Aptos" w:cs="Shruti"/>
+          <w:i w:val="0"/>
+          <w:iCs w:val="0"/>
+          <w:noProof w:val="0"/>
+          <w:sz w:val="22"/>
+          <w:szCs w:val="22"/>
+          <w:lang w:val="en-US"/>
+        </w:rPr>
+      </w:pPr>
+      <w:r>
+        <w:rPr>
+          <w:rFonts w:ascii="Aptos" w:hAnsi="Aptos" w:eastAsia="Aptos" w:cs="Shruti"/>
+          <w:i w:val="0"/>
+          <w:iCs w:val="0"/>
+          <w:noProof w:val="0"/>
+          <w:sz w:val="22"/>
+          <w:szCs w:val="22"/>
+          <w:lang w:val="en-US"/>
+        </w:rPr>
+        <w:t>S=19</w:t>
+      </w:r>
+      <w:r>
+        <w:rPr>
+          <w:rFonts w:ascii="Aptos" w:hAnsi="Aptos" w:eastAsia="Aptos" w:cs="Shruti"/>
+          <w:i w:val="0"/>
+          <w:iCs w:val="0"/>
+          <w:noProof w:val="0"/>
+          <w:sz w:val="22"/>
+          <w:szCs w:val="22"/>
+          <w:vertAlign w:val="superscript"/>
+          <w:lang w:val="en-US"/>
+        </w:rPr>
+        <w:t xml:space="preserve">6 </w:t>
+      </w:r>
+      <w:r>
+        <w:rPr>
+          <w:rFonts w:ascii="Aptos" w:hAnsi="Aptos" w:eastAsia="Aptos" w:cs="Shruti"/>
+          <w:i w:val="0"/>
+          <w:iCs w:val="0"/>
+          <w:noProof w:val="0"/>
+          <w:sz w:val="22"/>
+          <w:szCs w:val="22"/>
+          <w:lang w:val="en-US"/>
+        </w:rPr>
+        <w:t>mod  23</w:t>
+      </w:r>
+    </w:p>
+    <w:p>
+      <w:pPr>
+        <w:pStyle w:val="Normal"/>
+        <w:bidi w:val="0"/>
+        <w:spacing w:before="0" w:beforeAutospacing="off" w:after="0" w:afterAutospacing="off" w:line="259" w:lineRule="auto"/>
+        <w:ind w:right="0"/>
+        <w:jc w:val="left"/>
+        <w:rPr>
+          <w:rFonts w:ascii="Aptos" w:hAnsi="Aptos" w:eastAsia="Aptos" w:cs="Shruti"/>
+          <w:i w:val="0"/>
+          <w:iCs w:val="0"/>
+          <w:noProof w:val="0"/>
+          <w:sz w:val="22"/>
+          <w:szCs w:val="22"/>
+          <w:lang w:val="en-US"/>
+        </w:rPr>
+      </w:pPr>
+    </w:p>
+    <w:p>
+      <w:pPr>
+        <w:pStyle w:val="Normal"/>
+        <w:bidi w:val="0"/>
+        <w:spacing w:before="0" w:beforeAutospacing="off" w:after="0" w:afterAutospacing="off" w:line="259" w:lineRule="auto"/>
+        <w:ind w:right="0"/>
+        <w:jc w:val="left"/>
+      </w:pPr>
+      <w:r>
+        <w:rPr>
+          <w:rFonts w:ascii="Aptos" w:hAnsi="Aptos" w:eastAsia="Aptos" w:cs="Aptos"/>
+          <w:noProof w:val="0"/>
+          <w:sz w:val="22"/>
+          <w:szCs w:val="22"/>
+          <w:lang w:val="en-US"/>
+        </w:rPr>
+        <w:t>19</w:t>
+      </w:r>
+      <w:r>
+        <w:rPr>
+          <w:rFonts w:ascii="Aptos" w:hAnsi="Aptos" w:eastAsia="Aptos" w:cs="Aptos"/>
+          <w:noProof w:val="0"/>
+          <w:sz w:val="22"/>
+          <w:szCs w:val="22"/>
+          <w:vertAlign w:val="superscript"/>
+          <w:lang w:val="en-US"/>
+        </w:rPr>
+        <w:t>2</w:t>
+      </w:r>
+      <w:r>
+        <w:rPr>
+          <w:rFonts w:ascii="Aptos" w:hAnsi="Aptos" w:eastAsia="Aptos" w:cs="Aptos"/>
+          <w:noProof w:val="0"/>
+          <w:sz w:val="22"/>
+          <w:szCs w:val="22"/>
+          <w:lang w:val="en-US"/>
+        </w:rPr>
+        <w:t>=361 mod 23=16</w:t>
+      </w:r>
+    </w:p>
+    <w:p>
+      <w:pPr>
+        <w:pStyle w:val="Normal"/>
+        <w:bidi w:val="0"/>
+        <w:spacing w:before="0" w:beforeAutospacing="off" w:after="0" w:afterAutospacing="off" w:line="259" w:lineRule="auto"/>
+        <w:ind w:left="0" w:right="0"/>
+        <w:jc w:val="left"/>
+        <w:rPr>
+          <w:rFonts w:ascii="Aptos" w:hAnsi="Aptos" w:eastAsia="Aptos" w:cs="Aptos"/>
+          <w:noProof w:val="0"/>
+          <w:sz w:val="22"/>
+          <w:szCs w:val="22"/>
+          <w:lang w:val="en-US"/>
+        </w:rPr>
+      </w:pPr>
+      <w:r>
+        <w:rPr>
+          <w:rFonts w:ascii="Aptos" w:hAnsi="Aptos" w:eastAsia="Aptos" w:cs="Aptos"/>
+          <w:noProof w:val="0"/>
+          <w:sz w:val="22"/>
+          <w:szCs w:val="22"/>
+          <w:lang w:val="en-US"/>
+        </w:rPr>
+        <w:t>19</w:t>
+      </w:r>
+      <w:r>
+        <w:rPr>
+          <w:rFonts w:ascii="Aptos" w:hAnsi="Aptos" w:eastAsia="Aptos" w:cs="Aptos"/>
+          <w:noProof w:val="0"/>
+          <w:sz w:val="22"/>
+          <w:szCs w:val="22"/>
+          <w:vertAlign w:val="superscript"/>
+          <w:lang w:val="en-US"/>
+        </w:rPr>
+        <w:t xml:space="preserve">4 </w:t>
+      </w:r>
+      <w:r>
+        <w:rPr>
+          <w:rFonts w:ascii="Aptos" w:hAnsi="Aptos" w:eastAsia="Aptos" w:cs="Aptos"/>
+          <w:noProof w:val="0"/>
+          <w:sz w:val="22"/>
+          <w:szCs w:val="22"/>
+          <w:lang w:val="en-US"/>
+        </w:rPr>
+        <w:t>= 162 = 256 mod23 = 3</w:t>
+      </w:r>
+    </w:p>
+    <w:p>
+      <w:pPr>
+        <w:pStyle w:val="Normal"/>
+        <w:bidi w:val="0"/>
+        <w:spacing w:before="0" w:beforeAutospacing="off" w:after="0" w:afterAutospacing="off" w:line="259" w:lineRule="auto"/>
+        <w:ind w:left="0" w:right="0"/>
+        <w:jc w:val="left"/>
+        <w:rPr>
+          <w:rFonts w:ascii="Aptos" w:hAnsi="Aptos" w:eastAsia="Aptos" w:cs="Aptos"/>
+          <w:noProof w:val="0"/>
+          <w:sz w:val="22"/>
+          <w:szCs w:val="22"/>
+          <w:lang w:val="en-US"/>
+        </w:rPr>
+      </w:pPr>
+      <w:r>
+        <w:rPr>
+          <w:rFonts w:ascii="Aptos" w:hAnsi="Aptos" w:eastAsia="Aptos" w:cs="Aptos"/>
+          <w:noProof w:val="0"/>
+          <w:sz w:val="22"/>
+          <w:szCs w:val="22"/>
+          <w:lang w:val="en-US"/>
+        </w:rPr>
+        <w:t>19</w:t>
+      </w:r>
+      <w:r>
+        <w:rPr>
+          <w:rFonts w:ascii="Aptos" w:hAnsi="Aptos" w:eastAsia="Aptos" w:cs="Aptos"/>
+          <w:noProof w:val="0"/>
+          <w:sz w:val="22"/>
+          <w:szCs w:val="22"/>
+          <w:vertAlign w:val="superscript"/>
+          <w:lang w:val="en-US"/>
+        </w:rPr>
+        <w:t xml:space="preserve">6 </w:t>
+      </w:r>
+      <w:r>
+        <w:rPr>
+          <w:rFonts w:ascii="Aptos" w:hAnsi="Aptos" w:eastAsia="Aptos" w:cs="Aptos"/>
+          <w:noProof w:val="0"/>
+          <w:sz w:val="22"/>
+          <w:szCs w:val="22"/>
+          <w:lang w:val="en-US"/>
+        </w:rPr>
+        <w:t>=19</w:t>
+      </w:r>
+      <w:r>
+        <w:rPr>
+          <w:rFonts w:ascii="Aptos" w:hAnsi="Aptos" w:eastAsia="Aptos" w:cs="Aptos"/>
+          <w:noProof w:val="0"/>
+          <w:sz w:val="22"/>
+          <w:szCs w:val="22"/>
+          <w:vertAlign w:val="superscript"/>
+          <w:lang w:val="en-US"/>
+        </w:rPr>
+        <w:t>4</w:t>
+      </w:r>
+      <w:r>
+        <w:rPr>
+          <w:rFonts w:ascii="Aptos" w:hAnsi="Aptos" w:eastAsia="Aptos" w:cs="Aptos"/>
+          <w:noProof w:val="0"/>
+          <w:sz w:val="22"/>
+          <w:szCs w:val="22"/>
+          <w:lang w:val="en-US"/>
+        </w:rPr>
+        <w:t>⋅19</w:t>
+      </w:r>
+      <w:r>
+        <w:rPr>
+          <w:rFonts w:ascii="Aptos" w:hAnsi="Aptos" w:eastAsia="Aptos" w:cs="Aptos"/>
+          <w:noProof w:val="0"/>
+          <w:sz w:val="22"/>
+          <w:szCs w:val="22"/>
+          <w:vertAlign w:val="superscript"/>
+          <w:lang w:val="en-US"/>
+        </w:rPr>
+        <w:t>2</w:t>
+      </w:r>
+      <w:r>
+        <w:rPr>
+          <w:rFonts w:ascii="Aptos" w:hAnsi="Aptos" w:eastAsia="Aptos" w:cs="Aptos"/>
+          <w:noProof w:val="0"/>
+          <w:sz w:val="22"/>
+          <w:szCs w:val="22"/>
+          <w:lang w:val="en-US"/>
+        </w:rPr>
+        <w:t xml:space="preserve">=3⋅16=48 mod 23=2 </w:t>
+      </w:r>
+    </w:p>
+    <w:p>
+      <w:pPr>
+        <w:pStyle w:val="Normal"/>
+        <w:bidi w:val="0"/>
+        <w:spacing w:before="0" w:beforeAutospacing="off" w:after="0" w:afterAutospacing="off" w:line="259" w:lineRule="auto"/>
+        <w:ind w:left="0" w:right="0"/>
+        <w:jc w:val="left"/>
+        <w:rPr>
+          <w:rFonts w:ascii="Aptos" w:hAnsi="Aptos" w:eastAsia="Aptos" w:cs="Aptos"/>
+          <w:noProof w:val="0"/>
+          <w:sz w:val="22"/>
+          <w:szCs w:val="22"/>
+          <w:lang w:val="en-US"/>
+        </w:rPr>
+      </w:pPr>
+    </w:p>
+    <w:p>
+      <w:pPr>
+        <w:pStyle w:val="Normal"/>
+        <w:bidi w:val="0"/>
+        <w:spacing w:before="0" w:beforeAutospacing="off" w:after="0" w:afterAutospacing="off" w:line="259" w:lineRule="auto"/>
+        <w:ind w:left="0" w:right="0"/>
+        <w:jc w:val="left"/>
+        <w:rPr>
+          <w:rFonts w:ascii="Aptos" w:hAnsi="Aptos" w:eastAsia="Aptos" w:cs="Aptos"/>
+          <w:noProof w:val="0"/>
+          <w:sz w:val="22"/>
+          <w:szCs w:val="22"/>
+          <w:lang w:val="en-US"/>
+        </w:rPr>
+      </w:pPr>
+      <w:r>
+        <w:rPr>
+          <w:rFonts w:ascii="Aptos" w:hAnsi="Aptos" w:eastAsia="Aptos" w:cs="Aptos"/>
+          <w:noProof w:val="0"/>
+          <w:sz w:val="22"/>
+          <w:szCs w:val="22"/>
+          <w:lang w:val="en-US"/>
+        </w:rPr>
+        <w:t>S = 2</w:t>
+      </w:r>
+    </w:p>
+    <w:p>
+      <w:pPr>
+        <w:pStyle w:val="Normal"/>
+        <w:bidi w:val="0"/>
+        <w:spacing w:before="0" w:beforeAutospacing="off" w:after="0" w:afterAutospacing="off" w:line="259" w:lineRule="auto"/>
+        <w:ind w:left="0" w:right="0"/>
+        <w:jc w:val="left"/>
+        <w:rPr>
+          <w:rFonts w:ascii="Aptos" w:hAnsi="Aptos" w:eastAsia="Aptos" w:cs="Aptos"/>
+          <w:sz w:val="22"/>
+          <w:szCs w:val="22"/>
+        </w:rPr>
+      </w:pPr>
+    </w:p>
+    <w:p>
+      <w:pPr>
+        <w:pStyle w:val="Normal"/>
+        <w:bidi w:val="0"/>
+        <w:spacing w:before="0" w:beforeAutospacing="off" w:after="0" w:afterAutospacing="off" w:line="259" w:lineRule="auto"/>
+        <w:ind w:right="0"/>
+        <w:jc w:val="left"/>
+        <w:rPr>
+          <w:rFonts w:ascii="Aptos" w:hAnsi="Aptos" w:eastAsia="Aptos" w:cs="Aptos"/>
+          <w:noProof w:val="0"/>
+          <w:sz w:val="22"/>
+          <w:szCs w:val="22"/>
+          <w:lang w:val="en-US"/>
+        </w:rPr>
+      </w:pPr>
+    </w:p>
+    <w:p>
+      <w:pPr>
+        <w:pStyle w:val="Normal"/>
+        <w:suppressLineNumbers w:val="0"/>
+        <w:bidi w:val="0"/>
+        <w:spacing w:before="0" w:beforeAutospacing="off" w:after="0" w:afterAutospacing="off" w:line="259" w:lineRule="auto"/>
+        <w:ind w:left="0" w:right="0"/>
+        <w:jc w:val="left"/>
+      </w:pPr>
+      <w:r>
+        <w:rPr/>
+        <w:t xml:space="preserve"> </w:t>
+      </w:r>
+    </w:p>
+    <w:p>
+      <w:pPr>
+        <w:pStyle w:val="Normal"/>
+        <w:suppressLineNumbers w:val="0"/>
+        <w:bidi w:val="0"/>
+        <w:spacing w:before="0" w:beforeAutospacing="off" w:after="0" w:afterAutospacing="off" w:line="259" w:lineRule="auto"/>
+        <w:ind w:left="0" w:right="0"/>
+        <w:jc w:val="left"/>
+        <w:rPr>
+          <w:rFonts w:ascii="Aptos" w:hAnsi="Aptos" w:eastAsia="Aptos" w:cs="Aptos"/>
+          <w:i w:val="0"/>
+          <w:iCs w:val="0"/>
+          <w:noProof w:val="0"/>
+          <w:sz w:val="22"/>
+          <w:szCs w:val="22"/>
+          <w:lang w:val="en-US"/>
+        </w:rPr>
+      </w:pPr>
+    </w:p>
+    <w:p>
+      <w:pPr>
+        <w:rPr>
+          <w:rFonts w:ascii="Aptos" w:hAnsi="Aptos" w:eastAsia="Aptos" w:cs="Aptos"/>
+          <w:i w:val="1"/>
+          <w:iCs w:val="1"/>
+          <w:noProof w:val="0"/>
+          <w:sz w:val="22"/>
+          <w:szCs w:val="22"/>
+          <w:lang w:val="x-iv_mathan"/>
+        </w:rPr>
+      </w:pPr>
+    </w:p>
+    <w:p>
+      <w:pPr>
+        <w:rPr>
+          <w:rFonts w:ascii="Aptos" w:hAnsi="Aptos" w:eastAsia="Aptos" w:cs="Aptos"/>
+          <w:noProof w:val="0"/>
+          <w:sz w:val="22"/>
+          <w:szCs w:val="22"/>
+          <w:lang w:val="en-GB"/>
+        </w:rPr>
+      </w:pPr>
+    </w:p>
+    <w:p>
+      <w:pPr>
+        <w:pStyle w:val="Normal"/>
+        <w:rPr>
+          <w:rFonts w:ascii="Aptos" w:hAnsi="Aptos" w:eastAsia="Aptos" w:cs="Aptos"/>
+          <w:noProof w:val="0"/>
+          <w:sz w:val="22"/>
+          <w:szCs w:val="22"/>
+          <w:lang w:val="en-GB"/>
+        </w:rPr>
+      </w:pPr>
+    </w:p>
+    <w:p/>
+    <w:p/>
+    <w:p/>
+    <w:p/>
+    <w:p/>
+    <w:p/>
+    <w:p/>
+    <w:p>
+      <w:pPr>
+        <w:pStyle w:val="Normal"/>
+      </w:pPr>
+    </w:p>
+    <w:p>
+      <w:pPr>
+        <w:pStyle w:val="Normal"/>
+      </w:pPr>
+    </w:p>
+    <w:p>
+      <w:pPr>
+        <w:pStyle w:val="Normal"/>
+      </w:pPr>
+    </w:p>
+    <w:p>
+      <w:pPr>
+        <w:pStyle w:val="Normal"/>
+      </w:pPr>
+    </w:p>
+    <w:p>
+      <w:pPr>
+        <w:pStyle w:val="Normal"/>
+      </w:pPr>
+    </w:p>
+    <w:p>
+      <w:pPr>
+        <w:pStyle w:val="Normal"/>
+      </w:pPr>
+    </w:p>
+    <w:p>
+      <w:pPr>
+        <w:pStyle w:val="Normal"/>
+      </w:pPr>
+    </w:p>
+    <w:p>
+      <w:pPr>
+        <w:pStyle w:val="Normal"/>
+      </w:pPr>
+    </w:p>
+    <w:p>
+      <w:pPr>
+        <w:pStyle w:val="Normal"/>
+      </w:pPr>
+    </w:p>
+    <w:p>
+      <w:pPr>
+        <w:pStyle w:val="Normal"/>
+      </w:pPr>
+    </w:p>
+    <w:p/>
+    <w:p>
+      <w:pPr>
+        <w:rPr>
+          <w:b/>
+          <w:bCs/>
+        </w:rPr>
+      </w:pPr>
+      <w:r>
+        <w:rPr>
+          <w:b/>
+          <w:bCs/>
+        </w:rPr>
+        <w:t>Lab 9:</w:t>
+      </w:r>
+    </w:p>
+    <w:p>
+      <w:r>
+        <w:rPr>
+          <w:noProof/>
+        </w:rPr>
+        <w:lastRenderedPageBreak/>
+        <w:drawing>
+          <wp:inline distT="0" distB="0" distL="0" distR="0" wp14:anchorId="6BC0B459" wp14:editId="0C508509">
+            <wp:extent cx="5943600" cy="4152900"/>
+            <wp:effectExtent l="0" t="0" r="0" b="0"/>
+            <wp:docPr id="1931038767" name="drawing"/>
+            <wp:cNvGraphicFramePr>
+              <a:graphicFrameLocks xmlns:a="http://schemas.openxmlformats.org/drawingml/2006/main" noChangeAspect="1"/>
+            </wp:cNvGraphicFramePr>
+            <a:graphic xmlns:a="http://schemas.openxmlformats.org/drawingml/2006/main">
+              <a:graphicData uri="http://schemas.openxmlformats.org/drawingml/2006/picture">
+                <pic:pic xmlns:pic="http://schemas.openxmlformats.org/drawingml/2006/picture">
+                  <pic:nvPicPr>
+                    <pic:cNvPr id="1931038767" name="Picture 1931038767"/>
+                    <pic:cNvPicPr/>
+                  </pic:nvPicPr>
+                  <pic:blipFill>
+                    <a:blip r:embed="rId11">
+                      <a:extLst>
+                        <a:ext uri="{28A0092B-C50C-407E-A947-70E740481C1C}">
+                          <a14:useLocalDpi xmlns:a14="http://schemas.microsoft.com/office/drawing/2010/main"/>
+                        </a:ext>
+                      </a:extLst>
+                    </a:blip>
+                    <a:stretch>
+                      <a:fillRect/>
+                    </a:stretch>
+                  </pic:blipFill>
+                  <pic:spPr>
+                    <a:xfrm>
+                      <a:off x="0" y="0"/>
+                      <a:ext cx="5943600" cy="4152900"/>
+                    </a:xfrm>
+                    <a:prstGeom prst="rect">
+                      <a:avLst/>
+                    </a:prstGeom>
+                  </pic:spPr>
+                </pic:pic>
+              </a:graphicData>
+            </a:graphic>
+          </wp:inline>
+        </w:drawing>
+      </w:r>
+    </w:p>
+    <w:p/>
+    <w:p>
+      <w:pPr>
+        <w:rPr>
+          <w:b/>
+          <w:bCs/>
+        </w:rPr>
+      </w:pPr>
+      <w:r>
+        <w:rPr>
+          <w:b/>
+          <w:bCs/>
+        </w:rPr>
+        <w:t>Lab 10:</w:t>
+      </w:r>
+    </w:p>
+    <w:p>
+      <w:r>
+        <w:rPr>
+          <w:noProof/>
+        </w:rPr>
+        <w:drawing>
+          <wp:inline distT="0" distB="0" distL="0" distR="0" wp14:anchorId="2C1C338D" wp14:editId="6E4AEC2E">
+            <wp:extent cx="5943600" cy="2286000"/>
+            <wp:effectExtent l="0" t="0" r="0" b="0"/>
+            <wp:docPr id="287056012" name="drawing"/>
+            <wp:cNvGraphicFramePr>
+              <a:graphicFrameLocks xmlns:a="http://schemas.openxmlformats.org/drawingml/2006/main" noChangeAspect="1"/>
+            </wp:cNvGraphicFramePr>
+            <a:graphic xmlns:a="http://schemas.openxmlformats.org/drawingml/2006/main">
+              <a:graphicData uri="http://schemas.openxmlformats.org/drawingml/2006/picture">
+                <pic:pic xmlns:pic="http://schemas.openxmlformats.org/drawingml/2006/picture">
+                  <pic:nvPicPr>
+                    <pic:cNvPr id="287056012" name="Picture 287056012"/>
+                    <pic:cNvPicPr/>
+                  </pic:nvPicPr>
+                  <pic:blipFill>
+                    <a:blip r:embed="rId12">
+                      <a:extLst>
+                        <a:ext uri="{28A0092B-C50C-407E-A947-70E740481C1C}">
+                          <a14:useLocalDpi xmlns:a14="http://schemas.microsoft.com/office/drawing/2010/main"/>
+                        </a:ext>
+                      </a:extLst>
+                    </a:blip>
+                    <a:stretch>
+                      <a:fillRect/>
+                    </a:stretch>
+                  </pic:blipFill>
+                  <pic:spPr>
+                    <a:xfrm>
+                      <a:off x="0" y="0"/>
+                      <a:ext cx="5943600" cy="2286000"/>
+                    </a:xfrm>
+                    <a:prstGeom prst="rect">
+                      <a:avLst/>
+                    </a:prstGeom>
+                  </pic:spPr>
+                </pic:pic>
+              </a:graphicData>
+            </a:graphic>
+          </wp:inline>
+        </w:drawing>
+      </w:r>
+    </w:p>
+    <w:p/>
     <w:sectPr>
-      <w:pgSz w:w="12240" w:h="15840"/>
+      <w:pgSz w:w="12240" w:h="15840" w:orient="portrait"/>
       <w:pgMar w:top="1440" w:right="1440" w:bottom="1440" w:left="1440" w:header="720" w:footer="720" w:gutter="0"/>
       <w:cols w:space="720"/>
       <w:docGrid w:linePitch="360"/>
@@ -320,6 +4019,230 @@
 
 <file path=word/numbering.xml><?xml version="1.0" encoding="utf-8"?>
 <w:numbering xmlns:wpc="http://schemas.microsoft.com/office/word/2010/wordprocessingCanvas" xmlns:cx="http://schemas.microsoft.com/office/drawing/2014/chartex" xmlns:cx1="http://schemas.microsoft.com/office/drawing/2015/9/8/chartex" xmlns:cx2="http://schemas.microsoft.com/office/drawing/2015/10/21/chartex" xmlns:cx3="http://schemas.microsoft.com/office/drawing/2016/5/9/chartex" xmlns:cx4="http://schemas.microsoft.com/office/drawing/2016/5/10/chartex" xmlns:cx5="http://schemas.microsoft.com/office/drawing/2016/5/11/chartex" xmlns:cx6="http://schemas.microsoft.com/office/drawing/2016/5/12/chartex" xmlns:cx7="http://schemas.microsoft.com/office/drawing/2016/5/13/chartex" xmlns:cx8="http://schemas.microsoft.com/office/drawing/2016/5/14/chartex" xmlns:mc="http://schemas.openxmlformats.org/markup-compatibility/2006" xmlns:aink="http://schemas.microsoft.com/office/drawing/2016/ink" xmlns:am3d="http://schemas.microsoft.com/office/drawing/2017/model3d" xmlns:o="urn:schemas-microsoft-com:office:office" xmlns:oel="http://schemas.microsoft.com/office/2019/extlst" xmlns:r="http://schemas.openxmlformats.org/officeDocument/2006/relationships" xmlns:m="http://schemas.openxmlformats.org/officeDocument/2006/math" xmlns:v="urn:schemas-microsoft-com:vml" xmlns:wp14="http://schemas.microsoft.com/office/word/2010/wordprocessingDrawing" xmlns:wp="http://schemas.openxmlformats.org/drawingml/2006/wordprocessingDrawing" xmlns:w10="urn:schemas-microsoft-com:office:word" xmlns:w="http://schemas.openxmlformats.org/wordprocessingml/2006/main" xmlns:w14="http://schemas.microsoft.com/office/word/2010/wordml" xmlns:w15="http://schemas.microsoft.com/office/word/2012/wordml" xmlns:w16cex="http://schemas.microsoft.com/office/word/2018/wordml/cex" xmlns:w16cid="http://schemas.microsoft.com/office/word/2016/wordml/cid" xmlns:w16="http://schemas.microsoft.com/office/word/2018/wordml" xmlns:w16du="http://schemas.microsoft.com/office/word/2023/wordml/word16du" xmlns:w16sdtdh="http://schemas.microsoft.com/office/word/2020/wordml/sdtdatahash" xmlns:w16sdtfl="http://schemas.microsoft.com/office/word/2024/wordml/sdtformatlock" xmlns:w16se="http://schemas.microsoft.com/office/word/2015/wordml/symex" xmlns:wpg="http://schemas.microsoft.com/office/word/2010/wordprocessingGroup" xmlns:wpi="http://schemas.microsoft.com/office/word/2010/wordprocessingInk" xmlns:wne="http://schemas.microsoft.com/office/word/2006/wordml" xmlns:wps="http://schemas.microsoft.com/office/word/2010/wordprocessingShape" mc:Ignorable="w14 w15 w16se w16cid w16 w16cex w16sdtdh w16sdtfl w16du wp14">
+  <w:abstractNum xmlns:w="http://schemas.openxmlformats.org/wordprocessingml/2006/main" w:abstractNumId="2">
+    <w:nsid w:val="76b56894"/>
+    <w:multiLevelType xmlns:w="http://schemas.openxmlformats.org/wordprocessingml/2006/main" w:val="hybridMultilevel"/>
+    <w:lvl xmlns:w="http://schemas.openxmlformats.org/wordprocessingml/2006/main" w:ilvl="0">
+      <w:start w:val="1"/>
+      <w:numFmt w:val="bullet"/>
+      <w:lvlText w:val=""/>
+      <w:lvlJc w:val="left"/>
+      <w:pPr>
+        <w:ind w:left="720" w:hanging="360"/>
+      </w:pPr>
+      <w:rPr>
+        <w:rFonts w:hint="default" w:ascii="Symbol" w:hAnsi="Symbol"/>
+      </w:rPr>
+    </w:lvl>
+    <w:lvl xmlns:w="http://schemas.openxmlformats.org/wordprocessingml/2006/main" w:ilvl="1">
+      <w:start w:val="1"/>
+      <w:numFmt w:val="bullet"/>
+      <w:lvlText w:val="o"/>
+      <w:lvlJc w:val="left"/>
+      <w:pPr>
+        <w:ind w:left="1440" w:hanging="360"/>
+      </w:pPr>
+      <w:rPr>
+        <w:rFonts w:hint="default" w:ascii="Courier New" w:hAnsi="Courier New"/>
+      </w:rPr>
+    </w:lvl>
+    <w:lvl xmlns:w="http://schemas.openxmlformats.org/wordprocessingml/2006/main" w:ilvl="2">
+      <w:start w:val="1"/>
+      <w:numFmt w:val="bullet"/>
+      <w:lvlText w:val=""/>
+      <w:lvlJc w:val="left"/>
+      <w:pPr>
+        <w:ind w:left="2160" w:hanging="360"/>
+      </w:pPr>
+      <w:rPr>
+        <w:rFonts w:hint="default" w:ascii="Wingdings" w:hAnsi="Wingdings"/>
+      </w:rPr>
+    </w:lvl>
+    <w:lvl xmlns:w="http://schemas.openxmlformats.org/wordprocessingml/2006/main" w:ilvl="3">
+      <w:start w:val="1"/>
+      <w:numFmt w:val="bullet"/>
+      <w:lvlText w:val=""/>
+      <w:lvlJc w:val="left"/>
+      <w:pPr>
+        <w:ind w:left="2880" w:hanging="360"/>
+      </w:pPr>
+      <w:rPr>
+        <w:rFonts w:hint="default" w:ascii="Symbol" w:hAnsi="Symbol"/>
+      </w:rPr>
+    </w:lvl>
+    <w:lvl xmlns:w="http://schemas.openxmlformats.org/wordprocessingml/2006/main" w:ilvl="4">
+      <w:start w:val="1"/>
+      <w:numFmt w:val="bullet"/>
+      <w:lvlText w:val="o"/>
+      <w:lvlJc w:val="left"/>
+      <w:pPr>
+        <w:ind w:left="3600" w:hanging="360"/>
+      </w:pPr>
+      <w:rPr>
+        <w:rFonts w:hint="default" w:ascii="Courier New" w:hAnsi="Courier New"/>
+      </w:rPr>
+    </w:lvl>
+    <w:lvl xmlns:w="http://schemas.openxmlformats.org/wordprocessingml/2006/main" w:ilvl="5">
+      <w:start w:val="1"/>
+      <w:numFmt w:val="bullet"/>
+      <w:lvlText w:val=""/>
+      <w:lvlJc w:val="left"/>
+      <w:pPr>
+        <w:ind w:left="4320" w:hanging="360"/>
+      </w:pPr>
+      <w:rPr>
+        <w:rFonts w:hint="default" w:ascii="Wingdings" w:hAnsi="Wingdings"/>
+      </w:rPr>
+    </w:lvl>
+    <w:lvl xmlns:w="http://schemas.openxmlformats.org/wordprocessingml/2006/main" w:ilvl="6">
+      <w:start w:val="1"/>
+      <w:numFmt w:val="bullet"/>
+      <w:lvlText w:val=""/>
+      <w:lvlJc w:val="left"/>
+      <w:pPr>
+        <w:ind w:left="5040" w:hanging="360"/>
+      </w:pPr>
+      <w:rPr>
+        <w:rFonts w:hint="default" w:ascii="Symbol" w:hAnsi="Symbol"/>
+      </w:rPr>
+    </w:lvl>
+    <w:lvl xmlns:w="http://schemas.openxmlformats.org/wordprocessingml/2006/main" w:ilvl="7">
+      <w:start w:val="1"/>
+      <w:numFmt w:val="bullet"/>
+      <w:lvlText w:val="o"/>
+      <w:lvlJc w:val="left"/>
+      <w:pPr>
+        <w:ind w:left="5760" w:hanging="360"/>
+      </w:pPr>
+      <w:rPr>
+        <w:rFonts w:hint="default" w:ascii="Courier New" w:hAnsi="Courier New"/>
+      </w:rPr>
+    </w:lvl>
+    <w:lvl xmlns:w="http://schemas.openxmlformats.org/wordprocessingml/2006/main" w:ilvl="8">
+      <w:start w:val="1"/>
+      <w:numFmt w:val="bullet"/>
+      <w:lvlText w:val=""/>
+      <w:lvlJc w:val="left"/>
+      <w:pPr>
+        <w:ind w:left="6480" w:hanging="360"/>
+      </w:pPr>
+      <w:rPr>
+        <w:rFonts w:hint="default" w:ascii="Wingdings" w:hAnsi="Wingdings"/>
+      </w:rPr>
+    </w:lvl>
+  </w:abstractNum>
+  <w:abstractNum xmlns:w="http://schemas.openxmlformats.org/wordprocessingml/2006/main" w:abstractNumId="1">
+    <w:nsid w:val="58b52b41"/>
+    <w:multiLevelType xmlns:w="http://schemas.openxmlformats.org/wordprocessingml/2006/main" w:val="hybridMultilevel"/>
+    <w:lvl xmlns:w="http://schemas.openxmlformats.org/wordprocessingml/2006/main" w:ilvl="0">
+      <w:start w:val="1"/>
+      <w:numFmt w:val="bullet"/>
+      <w:lvlText w:val=""/>
+      <w:lvlJc w:val="left"/>
+      <w:pPr>
+        <w:ind w:left="720" w:hanging="360"/>
+      </w:pPr>
+      <w:rPr>
+        <w:rFonts w:hint="default" w:ascii="Symbol" w:hAnsi="Symbol"/>
+      </w:rPr>
+    </w:lvl>
+    <w:lvl xmlns:w="http://schemas.openxmlformats.org/wordprocessingml/2006/main" w:ilvl="1">
+      <w:start w:val="1"/>
+      <w:numFmt w:val="bullet"/>
+      <w:lvlText w:val="o"/>
+      <w:lvlJc w:val="left"/>
+      <w:pPr>
+        <w:ind w:left="1440" w:hanging="360"/>
+      </w:pPr>
+      <w:rPr>
+        <w:rFonts w:hint="default" w:ascii="Courier New" w:hAnsi="Courier New"/>
+      </w:rPr>
+    </w:lvl>
+    <w:lvl xmlns:w="http://schemas.openxmlformats.org/wordprocessingml/2006/main" w:ilvl="2">
+      <w:start w:val="1"/>
+      <w:numFmt w:val="bullet"/>
+      <w:lvlText w:val=""/>
+      <w:lvlJc w:val="left"/>
+      <w:pPr>
+        <w:ind w:left="2160" w:hanging="360"/>
+      </w:pPr>
+      <w:rPr>
+        <w:rFonts w:hint="default" w:ascii="Wingdings" w:hAnsi="Wingdings"/>
+      </w:rPr>
+    </w:lvl>
+    <w:lvl xmlns:w="http://schemas.openxmlformats.org/wordprocessingml/2006/main" w:ilvl="3">
+      <w:start w:val="1"/>
+      <w:numFmt w:val="bullet"/>
+      <w:lvlText w:val=""/>
+      <w:lvlJc w:val="left"/>
+      <w:pPr>
+        <w:ind w:left="2880" w:hanging="360"/>
+      </w:pPr>
+      <w:rPr>
+        <w:rFonts w:hint="default" w:ascii="Symbol" w:hAnsi="Symbol"/>
+      </w:rPr>
+    </w:lvl>
+    <w:lvl xmlns:w="http://schemas.openxmlformats.org/wordprocessingml/2006/main" w:ilvl="4">
+      <w:start w:val="1"/>
+      <w:numFmt w:val="bullet"/>
+      <w:lvlText w:val="o"/>
+      <w:lvlJc w:val="left"/>
+      <w:pPr>
+        <w:ind w:left="3600" w:hanging="360"/>
+      </w:pPr>
+      <w:rPr>
+        <w:rFonts w:hint="default" w:ascii="Courier New" w:hAnsi="Courier New"/>
+      </w:rPr>
+    </w:lvl>
+    <w:lvl xmlns:w="http://schemas.openxmlformats.org/wordprocessingml/2006/main" w:ilvl="5">
+      <w:start w:val="1"/>
+      <w:numFmt w:val="bullet"/>
+      <w:lvlText w:val=""/>
+      <w:lvlJc w:val="left"/>
+      <w:pPr>
+        <w:ind w:left="4320" w:hanging="360"/>
+      </w:pPr>
+      <w:rPr>
+        <w:rFonts w:hint="default" w:ascii="Wingdings" w:hAnsi="Wingdings"/>
+      </w:rPr>
+    </w:lvl>
+    <w:lvl xmlns:w="http://schemas.openxmlformats.org/wordprocessingml/2006/main" w:ilvl="6">
+      <w:start w:val="1"/>
+      <w:numFmt w:val="bullet"/>
+      <w:lvlText w:val=""/>
+      <w:lvlJc w:val="left"/>
+      <w:pPr>
+        <w:ind w:left="5040" w:hanging="360"/>
+      </w:pPr>
+      <w:rPr>
+        <w:rFonts w:hint="default" w:ascii="Symbol" w:hAnsi="Symbol"/>
+      </w:rPr>
+    </w:lvl>
+    <w:lvl xmlns:w="http://schemas.openxmlformats.org/wordprocessingml/2006/main" w:ilvl="7">
+      <w:start w:val="1"/>
+      <w:numFmt w:val="bullet"/>
+      <w:lvlText w:val="o"/>
+      <w:lvlJc w:val="left"/>
+      <w:pPr>
+        <w:ind w:left="5760" w:hanging="360"/>
+      </w:pPr>
+      <w:rPr>
+        <w:rFonts w:hint="default" w:ascii="Courier New" w:hAnsi="Courier New"/>
+      </w:rPr>
+    </w:lvl>
+    <w:lvl xmlns:w="http://schemas.openxmlformats.org/wordprocessingml/2006/main" w:ilvl="8">
+      <w:start w:val="1"/>
+      <w:numFmt w:val="bullet"/>
+      <w:lvlText w:val=""/>
+      <w:lvlJc w:val="left"/>
+      <w:pPr>
+        <w:ind w:left="6480" w:hanging="360"/>
+      </w:pPr>
+      <w:rPr>
+        <w:rFonts w:hint="default" w:ascii="Wingdings" w:hAnsi="Wingdings"/>
+      </w:rPr>
+    </w:lvl>
+  </w:abstractNum>
   <w:abstractNum w:abstractNumId="0" w15:restartNumberingAfterBreak="0">
     <w:nsid w:val="38D74EEC"/>
     <w:multiLevelType w:val="hybridMultilevel"/>
@@ -406,6 +4329,12 @@
       </w:pPr>
     </w:lvl>
   </w:abstractNum>
+  <w:num w:numId="3">
+    <w:abstractNumId w:val="2"/>
+  </w:num>
+  <w:num w:numId="2">
+    <w:abstractNumId w:val="1"/>
+  </w:num>
   <w:num w:numId="1" w16cid:durableId="2066221804">
     <w:abstractNumId w:val="0"/>
   </w:num>
@@ -417,7 +4346,7 @@
   <w:docDefaults>
     <w:rPrDefault>
       <w:rPr>
-        <w:rFonts w:asciiTheme="minorHAnsi" w:eastAsiaTheme="minorHAnsi" w:hAnsiTheme="minorHAnsi" w:cstheme="minorBidi"/>
+        <w:rFonts w:asciiTheme="minorHAnsi" w:hAnsiTheme="minorHAnsi" w:eastAsiaTheme="minorHAnsi" w:cstheme="minorBidi"/>
         <w:kern w:val="2"/>
         <w:sz w:val="22"/>
         <w:szCs w:val="22"/>
@@ -434,14 +4363,14 @@
   <w:latentStyles w:defLockedState="0" w:defUIPriority="99" w:defSemiHidden="0" w:defUnhideWhenUsed="0" w:defQFormat="0" w:count="376">
     <w:lsdException w:name="Normal" w:uiPriority="0" w:qFormat="1"/>
     <w:lsdException w:name="heading 1" w:uiPriority="9" w:qFormat="1"/>
-    <w:lsdException w:name="heading 2" w:semiHidden="1" w:uiPriority="9" w:unhideWhenUsed="1" w:qFormat="1"/>
-    <w:lsdException w:name="heading 3" w:semiHidden="1" w:uiPriority="9" w:unhideWhenUsed="1" w:qFormat="1"/>
-    <w:lsdException w:name="heading 4" w:semiHidden="1" w:uiPriority="9" w:unhideWhenUsed="1" w:qFormat="1"/>
-    <w:lsdException w:name="heading 5" w:semiHidden="1" w:uiPriority="9" w:unhideWhenUsed="1" w:qFormat="1"/>
-    <w:lsdException w:name="heading 6" w:semiHidden="1" w:uiPriority="9" w:unhideWhenUsed="1" w:qFormat="1"/>
-    <w:lsdException w:name="heading 7" w:semiHidden="1" w:uiPriority="9" w:unhideWhenUsed="1" w:qFormat="1"/>
-    <w:lsdException w:name="heading 8" w:semiHidden="1" w:uiPriority="9" w:unhideWhenUsed="1" w:qFormat="1"/>
-    <w:lsdException w:name="heading 9" w:semiHidden="1" w:uiPriority="9" w:unhideWhenUsed="1" w:qFormat="1"/>
+    <w:lsdException w:name="heading 2" w:uiPriority="9" w:semiHidden="1" w:unhideWhenUsed="1" w:qFormat="1"/>
+    <w:lsdException w:name="heading 3" w:uiPriority="9" w:semiHidden="1" w:unhideWhenUsed="1" w:qFormat="1"/>
+    <w:lsdException w:name="heading 4" w:uiPriority="9" w:semiHidden="1" w:unhideWhenUsed="1" w:qFormat="1"/>
+    <w:lsdException w:name="heading 5" w:uiPriority="9" w:semiHidden="1" w:unhideWhenUsed="1" w:qFormat="1"/>
+    <w:lsdException w:name="heading 6" w:uiPriority="9" w:semiHidden="1" w:unhideWhenUsed="1" w:qFormat="1"/>
+    <w:lsdException w:name="heading 7" w:uiPriority="9" w:semiHidden="1" w:unhideWhenUsed="1" w:qFormat="1"/>
+    <w:lsdException w:name="heading 8" w:uiPriority="9" w:semiHidden="1" w:unhideWhenUsed="1" w:qFormat="1"/>
+    <w:lsdException w:name="heading 9" w:uiPriority="9" w:semiHidden="1" w:unhideWhenUsed="1" w:qFormat="1"/>
     <w:lsdException w:name="index 1" w:semiHidden="1" w:unhideWhenUsed="1"/>
     <w:lsdException w:name="index 2" w:semiHidden="1" w:unhideWhenUsed="1"/>
     <w:lsdException w:name="index 3" w:semiHidden="1" w:unhideWhenUsed="1"/>
@@ -451,22 +4380,22 @@
     <w:lsdException w:name="index 7" w:semiHidden="1" w:unhideWhenUsed="1"/>
     <w:lsdException w:name="index 8" w:semiHidden="1" w:unhideWhenUsed="1"/>
     <w:lsdException w:name="index 9" w:semiHidden="1" w:unhideWhenUsed="1"/>
-    <w:lsdException w:name="toc 1" w:semiHidden="1" w:uiPriority="39" w:unhideWhenUsed="1"/>
-    <w:lsdException w:name="toc 2" w:semiHidden="1" w:uiPriority="39" w:unhideWhenUsed="1"/>
-    <w:lsdException w:name="toc 3" w:semiHidden="1" w:uiPriority="39" w:unhideWhenUsed="1"/>
-    <w:lsdException w:name="toc 4" w:semiHidden="1" w:uiPriority="39" w:unhideWhenUsed="1"/>
-    <w:lsdException w:name="toc 5" w:semiHidden="1" w:uiPriority="39" w:unhideWhenUsed="1"/>
-    <w:lsdException w:name="toc 6" w:semiHidden="1" w:uiPriority="39" w:unhideWhenUsed="1"/>
-    <w:lsdException w:name="toc 7" w:semiHidden="1" w:uiPriority="39" w:unhideWhenUsed="1"/>
-    <w:lsdException w:name="toc 8" w:semiHidden="1" w:uiPriority="39" w:unhideWhenUsed="1"/>
-    <w:lsdException w:name="toc 9" w:semiHidden="1" w:uiPriority="39" w:unhideWhenUsed="1"/>
+    <w:lsdException w:name="toc 1" w:uiPriority="39" w:semiHidden="1" w:unhideWhenUsed="1"/>
+    <w:lsdException w:name="toc 2" w:uiPriority="39" w:semiHidden="1" w:unhideWhenUsed="1"/>
+    <w:lsdException w:name="toc 3" w:uiPriority="39" w:semiHidden="1" w:unhideWhenUsed="1"/>
+    <w:lsdException w:name="toc 4" w:uiPriority="39" w:semiHidden="1" w:unhideWhenUsed="1"/>
+    <w:lsdException w:name="toc 5" w:uiPriority="39" w:semiHidden="1" w:unhideWhenUsed="1"/>
+    <w:lsdException w:name="toc 6" w:uiPriority="39" w:semiHidden="1" w:unhideWhenUsed="1"/>
+    <w:lsdException w:name="toc 7" w:uiPriority="39" w:semiHidden="1" w:unhideWhenUsed="1"/>
+    <w:lsdException w:name="toc 8" w:uiPriority="39" w:semiHidden="1" w:unhideWhenUsed="1"/>
+    <w:lsdException w:name="toc 9" w:uiPriority="39" w:semiHidden="1" w:unhideWhenUsed="1"/>
     <w:lsdException w:name="Normal Indent" w:semiHidden="1" w:unhideWhenUsed="1"/>
     <w:lsdException w:name="footnote text" w:semiHidden="1" w:unhideWhenUsed="1"/>
     <w:lsdException w:name="annotation text" w:semiHidden="1" w:unhideWhenUsed="1"/>
     <w:lsdException w:name="header" w:semiHidden="1" w:unhideWhenUsed="1"/>
     <w:lsdException w:name="footer" w:semiHidden="1" w:unhideWhenUsed="1"/>
     <w:lsdException w:name="index heading" w:semiHidden="1" w:unhideWhenUsed="1"/>
-    <w:lsdException w:name="caption" w:semiHidden="1" w:uiPriority="35" w:unhideWhenUsed="1" w:qFormat="1"/>
+    <w:lsdException w:name="caption" w:uiPriority="35" w:semiHidden="1" w:unhideWhenUsed="1" w:qFormat="1"/>
     <w:lsdException w:name="table of figures" w:semiHidden="1" w:unhideWhenUsed="1"/>
     <w:lsdException w:name="envelope address" w:semiHidden="1" w:unhideWhenUsed="1"/>
     <w:lsdException w:name="envelope return" w:semiHidden="1" w:unhideWhenUsed="1"/>
@@ -497,7 +4426,7 @@
     <w:lsdException w:name="Title" w:uiPriority="10" w:qFormat="1"/>
     <w:lsdException w:name="Closing" w:semiHidden="1" w:unhideWhenUsed="1"/>
     <w:lsdException w:name="Signature" w:semiHidden="1" w:unhideWhenUsed="1"/>
-    <w:lsdException w:name="Default Paragraph Font" w:semiHidden="1" w:uiPriority="1" w:unhideWhenUsed="1"/>
+    <w:lsdException w:name="Default Paragraph Font" w:uiPriority="1" w:semiHidden="1" w:unhideWhenUsed="1"/>
     <w:lsdException w:name="Body Text" w:semiHidden="1" w:unhideWhenUsed="1"/>
     <w:lsdException w:name="Body Text Indent" w:semiHidden="1" w:unhideWhenUsed="1"/>
     <w:lsdException w:name="List Continue" w:semiHidden="1" w:unhideWhenUsed="1"/>
@@ -697,8 +4626,8 @@
     <w:lsdException w:name="Subtle Reference" w:uiPriority="31" w:qFormat="1"/>
     <w:lsdException w:name="Intense Reference" w:uiPriority="32" w:qFormat="1"/>
     <w:lsdException w:name="Book Title" w:uiPriority="33" w:qFormat="1"/>
-    <w:lsdException w:name="Bibliography" w:semiHidden="1" w:uiPriority="37" w:unhideWhenUsed="1"/>
-    <w:lsdException w:name="TOC Heading" w:semiHidden="1" w:uiPriority="39" w:unhideWhenUsed="1" w:qFormat="1"/>
+    <w:lsdException w:name="Bibliography" w:uiPriority="37" w:semiHidden="1" w:unhideWhenUsed="1"/>
+    <w:lsdException w:name="TOC Heading" w:uiPriority="39" w:semiHidden="1" w:unhideWhenUsed="1" w:qFormat="1"/>
     <w:lsdException w:name="Plain Table 1" w:uiPriority="41"/>
     <w:lsdException w:name="Plain Table 2" w:uiPriority="42"/>
     <w:lsdException w:name="Plain Table 3" w:uiPriority="43"/>
@@ -809,7 +4738,7 @@
     <w:lsdException w:name="Unresolved Mention" w:semiHidden="1" w:unhideWhenUsed="1"/>
     <w:lsdException w:name="Smart Link" w:semiHidden="1" w:unhideWhenUsed="1"/>
   </w:latentStyles>
-  <w:style w:type="paragraph" w:default="1" w:styleId="Normal">
+  <w:style w:type="paragraph" w:styleId="Normal" w:default="1">
     <w:name w:val="Normal"/>
     <w:qFormat/>
     <w:rPr>
@@ -831,7 +4760,7 @@
       <w:outlineLvl w:val="0"/>
     </w:pPr>
     <w:rPr>
-      <w:rFonts w:asciiTheme="majorHAnsi" w:eastAsiaTheme="majorEastAsia" w:hAnsiTheme="majorHAnsi" w:cstheme="majorBidi"/>
+      <w:rFonts w:asciiTheme="majorHAnsi" w:hAnsiTheme="majorHAnsi" w:eastAsiaTheme="majorEastAsia" w:cstheme="majorBidi"/>
       <w:color w:val="0F4761" w:themeColor="accent1" w:themeShade="BF"/>
       <w:sz w:val="40"/>
       <w:szCs w:val="40"/>
@@ -854,7 +4783,7 @@
       <w:outlineLvl w:val="1"/>
     </w:pPr>
     <w:rPr>
-      <w:rFonts w:asciiTheme="majorHAnsi" w:eastAsiaTheme="majorEastAsia" w:hAnsiTheme="majorHAnsi" w:cstheme="majorBidi"/>
+      <w:rFonts w:asciiTheme="majorHAnsi" w:hAnsiTheme="majorHAnsi" w:eastAsiaTheme="majorEastAsia" w:cstheme="majorBidi"/>
       <w:color w:val="0F4761" w:themeColor="accent1" w:themeShade="BF"/>
       <w:sz w:val="32"/>
       <w:szCs w:val="32"/>
@@ -1013,12 +4942,12 @@
       <w:color w:val="272727" w:themeColor="text1" w:themeTint="D8"/>
     </w:rPr>
   </w:style>
-  <w:style w:type="character" w:default="1" w:styleId="DefaultParagraphFont">
+  <w:style w:type="character" w:styleId="DefaultParagraphFont" w:default="1">
     <w:name w:val="Default Paragraph Font"/>
     <w:uiPriority w:val="1"/>
     <w:unhideWhenUsed/>
   </w:style>
-  <w:style w:type="table" w:default="1" w:styleId="TableNormal">
+  <w:style w:type="table" w:styleId="TableNormal" w:default="1">
     <w:name w:val="Normal Table"/>
     <w:uiPriority w:val="99"/>
     <w:semiHidden/>
@@ -1033,27 +4962,27 @@
       </w:tblCellMar>
     </w:tblPr>
   </w:style>
-  <w:style w:type="numbering" w:default="1" w:styleId="NoList">
+  <w:style w:type="numbering" w:styleId="NoList" w:default="1">
     <w:name w:val="No List"/>
     <w:uiPriority w:val="99"/>
     <w:semiHidden/>
     <w:unhideWhenUsed/>
   </w:style>
-  <w:style w:type="character" w:customStyle="1" w:styleId="Heading1Char">
+  <w:style w:type="character" w:styleId="Heading1Char" w:customStyle="1">
     <w:name w:val="Heading 1 Char"/>
     <w:basedOn w:val="DefaultParagraphFont"/>
     <w:link w:val="Heading1"/>
     <w:uiPriority w:val="9"/>
     <w:rsid w:val="006913C1"/>
     <w:rPr>
-      <w:rFonts w:asciiTheme="majorHAnsi" w:eastAsiaTheme="majorEastAsia" w:hAnsiTheme="majorHAnsi" w:cstheme="majorBidi"/>
+      <w:rFonts w:asciiTheme="majorHAnsi" w:hAnsiTheme="majorHAnsi" w:eastAsiaTheme="majorEastAsia" w:cstheme="majorBidi"/>
       <w:color w:val="0F4761" w:themeColor="accent1" w:themeShade="BF"/>
       <w:sz w:val="40"/>
       <w:szCs w:val="40"/>
       <w:lang w:val="en-GB"/>
     </w:rPr>
   </w:style>
-  <w:style w:type="character" w:customStyle="1" w:styleId="Heading2Char">
+  <w:style w:type="character" w:styleId="Heading2Char" w:customStyle="1">
     <w:name w:val="Heading 2 Char"/>
     <w:basedOn w:val="DefaultParagraphFont"/>
     <w:link w:val="Heading2"/>
@@ -1061,14 +4990,14 @@
     <w:semiHidden/>
     <w:rsid w:val="006913C1"/>
     <w:rPr>
-      <w:rFonts w:asciiTheme="majorHAnsi" w:eastAsiaTheme="majorEastAsia" w:hAnsiTheme="majorHAnsi" w:cstheme="majorBidi"/>
+      <w:rFonts w:asciiTheme="majorHAnsi" w:hAnsiTheme="majorHAnsi" w:eastAsiaTheme="majorEastAsia" w:cstheme="majorBidi"/>
       <w:color w:val="0F4761" w:themeColor="accent1" w:themeShade="BF"/>
       <w:sz w:val="32"/>
       <w:szCs w:val="32"/>
       <w:lang w:val="en-GB"/>
     </w:rPr>
   </w:style>
-  <w:style w:type="character" w:customStyle="1" w:styleId="Heading3Char">
+  <w:style w:type="character" w:styleId="Heading3Char" w:customStyle="1">
     <w:name w:val="Heading 3 Char"/>
     <w:basedOn w:val="DefaultParagraphFont"/>
     <w:link w:val="Heading3"/>
@@ -1083,7 +5012,7 @@
       <w:lang w:val="en-GB"/>
     </w:rPr>
   </w:style>
-  <w:style w:type="character" w:customStyle="1" w:styleId="Heading4Char">
+  <w:style w:type="character" w:styleId="Heading4Char" w:customStyle="1">
     <w:name w:val="Heading 4 Char"/>
     <w:basedOn w:val="DefaultParagraphFont"/>
     <w:link w:val="Heading4"/>
@@ -1098,7 +5027,7 @@
       <w:lang w:val="en-GB"/>
     </w:rPr>
   </w:style>
-  <w:style w:type="character" w:customStyle="1" w:styleId="Heading5Char">
+  <w:style w:type="character" w:styleId="Heading5Char" w:customStyle="1">
     <w:name w:val="Heading 5 Char"/>
     <w:basedOn w:val="DefaultParagraphFont"/>
     <w:link w:val="Heading5"/>
@@ -1111,7 +5040,7 @@
       <w:lang w:val="en-GB"/>
     </w:rPr>
   </w:style>
-  <w:style w:type="character" w:customStyle="1" w:styleId="Heading6Char">
+  <w:style w:type="character" w:styleId="Heading6Char" w:customStyle="1">
     <w:name w:val="Heading 6 Char"/>
     <w:basedOn w:val="DefaultParagraphFont"/>
     <w:link w:val="Heading6"/>
@@ -1126,7 +5055,7 @@
       <w:lang w:val="en-GB"/>
     </w:rPr>
   </w:style>
-  <w:style w:type="character" w:customStyle="1" w:styleId="Heading7Char">
+  <w:style w:type="character" w:styleId="Heading7Char" w:customStyle="1">
     <w:name w:val="Heading 7 Char"/>
     <w:basedOn w:val="DefaultParagraphFont"/>
     <w:link w:val="Heading7"/>
@@ -1139,7 +5068,7 @@
       <w:lang w:val="en-GB"/>
     </w:rPr>
   </w:style>
-  <w:style w:type="character" w:customStyle="1" w:styleId="Heading8Char">
+  <w:style w:type="character" w:styleId="Heading8Char" w:customStyle="1">
     <w:name w:val="Heading 8 Char"/>
     <w:basedOn w:val="DefaultParagraphFont"/>
     <w:link w:val="Heading8"/>
@@ -1154,7 +5083,7 @@
       <w:lang w:val="en-GB"/>
     </w:rPr>
   </w:style>
-  <w:style w:type="character" w:customStyle="1" w:styleId="Heading9Char">
+  <w:style w:type="character" w:styleId="Heading9Char" w:customStyle="1">
     <w:name w:val="Heading 9 Char"/>
     <w:basedOn w:val="DefaultParagraphFont"/>
     <w:link w:val="Heading9"/>
@@ -1180,21 +5109,21 @@
       <w:contextualSpacing/>
     </w:pPr>
     <w:rPr>
-      <w:rFonts w:asciiTheme="majorHAnsi" w:eastAsiaTheme="majorEastAsia" w:hAnsiTheme="majorHAnsi" w:cstheme="majorBidi"/>
+      <w:rFonts w:asciiTheme="majorHAnsi" w:hAnsiTheme="majorHAnsi" w:eastAsiaTheme="majorEastAsia" w:cstheme="majorBidi"/>
       <w:spacing w:val="-10"/>
       <w:kern w:val="28"/>
       <w:sz w:val="56"/>
       <w:szCs w:val="56"/>
     </w:rPr>
   </w:style>
-  <w:style w:type="character" w:customStyle="1" w:styleId="TitleChar">
+  <w:style w:type="character" w:styleId="TitleChar" w:customStyle="1">
     <w:name w:val="Title Char"/>
     <w:basedOn w:val="DefaultParagraphFont"/>
     <w:link w:val="Title"/>
     <w:uiPriority w:val="10"/>
     <w:rsid w:val="006913C1"/>
     <w:rPr>
-      <w:rFonts w:asciiTheme="majorHAnsi" w:eastAsiaTheme="majorEastAsia" w:hAnsiTheme="majorHAnsi" w:cstheme="majorBidi"/>
+      <w:rFonts w:asciiTheme="majorHAnsi" w:hAnsiTheme="majorHAnsi" w:eastAsiaTheme="majorEastAsia" w:cstheme="majorBidi"/>
       <w:spacing w:val="-10"/>
       <w:kern w:val="28"/>
       <w:sz w:val="56"/>
@@ -1224,7 +5153,7 @@
       <w:szCs w:val="28"/>
     </w:rPr>
   </w:style>
-  <w:style w:type="character" w:customStyle="1" w:styleId="SubtitleChar">
+  <w:style w:type="character" w:styleId="SubtitleChar" w:customStyle="1">
     <w:name w:val="Subtitle Char"/>
     <w:basedOn w:val="DefaultParagraphFont"/>
     <w:link w:val="Subtitle"/>
@@ -1257,7 +5186,7 @@
       <w:color w:val="404040" w:themeColor="text1" w:themeTint="BF"/>
     </w:rPr>
   </w:style>
-  <w:style w:type="character" w:customStyle="1" w:styleId="QuoteChar">
+  <w:style w:type="character" w:styleId="QuoteChar" w:customStyle="1">
     <w:name w:val="Quote Char"/>
     <w:basedOn w:val="DefaultParagraphFont"/>
     <w:link w:val="Quote"/>
@@ -1303,8 +5232,8 @@
     <w:rsid w:val="006913C1"/>
     <w:pPr>
       <w:pBdr>
-        <w:top w:val="single" w:sz="4" w:space="10" w:color="0F4761" w:themeColor="accent1" w:themeShade="BF"/>
-        <w:bottom w:val="single" w:sz="4" w:space="10" w:color="0F4761" w:themeColor="accent1" w:themeShade="BF"/>
+        <w:top w:val="single" w:color="0F4761" w:themeColor="accent1" w:themeShade="BF" w:sz="4" w:space="10"/>
+        <w:bottom w:val="single" w:color="0F4761" w:themeColor="accent1" w:themeShade="BF" w:sz="4" w:space="10"/>
       </w:pBdr>
       <w:spacing w:before="360" w:after="360"/>
       <w:ind w:left="864" w:right="864"/>
@@ -1316,7 +5245,7 @@
       <w:color w:val="0F4761" w:themeColor="accent1" w:themeShade="BF"/>
     </w:rPr>
   </w:style>
-  <w:style w:type="character" w:customStyle="1" w:styleId="IntenseQuoteChar">
+  <w:style w:type="character" w:styleId="IntenseQuoteChar" w:customStyle="1">
     <w:name w:val="Intense Quote Char"/>
     <w:basedOn w:val="DefaultParagraphFont"/>
     <w:link w:val="IntenseQuote"/>
@@ -1352,11 +5281,22 @@
       <w:lang w:val="en-GB"/>
     </w:rPr>
   </w:style>
+  <w:style w:type="character" w:styleId="Hyperlink">
+    <w:name w:val="Hyperlink"/>
+    <w:basedOn w:val="DefaultParagraphFont"/>
+    <w:uiPriority w:val="99"/>
+    <w:unhideWhenUsed/>
+    <w:rsid w:val="006973B7"/>
+    <w:rPr>
+      <w:color w:val="467886" w:themeColor="hyperlink"/>
+      <w:u w:val="single"/>
+    </w:rPr>
+  </w:style>
 </w:styles>
 </file>
 
 <file path=word/theme/theme1.xml><?xml version="1.0" encoding="utf-8"?>
-<a:theme xmlns:a="http://schemas.openxmlformats.org/drawingml/2006/main" name="Office Theme">
+<a:theme xmlns:a="http://schemas.openxmlformats.org/drawingml/2006/main" xmlns:thm15="http://schemas.microsoft.com/office/thememl/2012/main" name="Office Theme">
   <a:themeElements>
     <a:clrScheme name="Office">
       <a:dk1>
